--- a/Work notes - Quantitative Evaluation of LoRa RF Resiliency.docx
+++ b/Work notes - Quantitative Evaluation of LoRa RF Resiliency.docx
@@ -1943,15 +1943,7 @@
     </w:tbl>
     <w:p>
       <w:r>
-        <w:t>*</w:t>
-      </w:r>
-      <w:proofErr w:type="gramStart"/>
-      <w:r>
-        <w:t>note</w:t>
-      </w:r>
-      <w:proofErr w:type="gramEnd"/>
-      <w:r>
-        <w:t xml:space="preserve"> – </w:t>
+        <w:t xml:space="preserve">*note – </w:t>
       </w:r>
       <w:r>
         <w:t>50byte payload</w:t>
@@ -1968,15 +1960,7 @@
       </w:r>
       <w:proofErr w:type="spellEnd"/>
       <w:r>
-        <w:t xml:space="preserve"> </w:t>
-      </w:r>
-      <w:proofErr w:type="gramStart"/>
-      <w:r>
-        <w:t>calculator:</w:t>
-      </w:r>
-      <w:proofErr w:type="gramEnd"/>
-      <w:r>
-        <w:t xml:space="preserve"> includes preamble and CRC and header for overhead. DR is effective DR. on </w:t>
+        <w:t xml:space="preserve"> calculator: includes preamble and CRC and header for overhead. DR is effective DR. on </w:t>
       </w:r>
       <w:proofErr w:type="spellStart"/>
       <w:r>
@@ -2390,6 +2374,9 @@
     </w:p>
     <w:p>
       <w:r>
+        <w:rPr>
+          <w:noProof/>
+        </w:rPr>
         <w:drawing>
           <wp:inline distT="0" distB="0" distL="0" distR="0" wp14:anchorId="59B14F85" wp14:editId="1C943733">
             <wp:extent cx="5943600" cy="2341880"/>
@@ -2429,6 +2416,9 @@
     </w:p>
     <w:p>
       <w:r>
+        <w:rPr>
+          <w:noProof/>
+        </w:rPr>
         <w:drawing>
           <wp:inline distT="0" distB="0" distL="0" distR="0" wp14:anchorId="3AC064F0" wp14:editId="0AB2C48D">
             <wp:extent cx="5943600" cy="2296160"/>
@@ -2467,6 +2457,9 @@
       </w:r>
     </w:p>
     <w:p/>
+    <w:p/>
+    <w:p/>
+    <w:p/>
     <w:tbl>
       <w:tblPr>
         <w:tblStyle w:val="TableGrid"/>
@@ -2495,6 +2488,7 @@
           </w:tcPr>
           <w:p>
             <w:r>
+              <w:lastRenderedPageBreak/>
               <w:t>SF</w:t>
             </w:r>
           </w:p>
@@ -2926,7 +2920,6 @@
           </w:tcPr>
           <w:p>
             <w:r>
-              <w:lastRenderedPageBreak/>
               <w:t>7</w:t>
             </w:r>
           </w:p>
@@ -3421,7 +3414,14 @@
         </w:tc>
       </w:tr>
     </w:tbl>
-    <w:p/>
+    <w:p>
+      <w:r>
+        <w:t xml:space="preserve">Note* </w:t>
+      </w:r>
+      <w:r>
+        <w:t xml:space="preserve">only reference points to find a similar DR as SF12 and 500kHz configuration. </w:t>
+      </w:r>
+    </w:p>
     <w:p>
       <w:pPr>
         <w:rPr>
@@ -3434,7 +3434,31 @@
           <w:b/>
           <w:bCs/>
         </w:rPr>
-        <w:t xml:space="preserve">Target similar DR with the higher SF/BW to compare performance. </w:t>
+        <w:t>Other interpretation questions to answer:</w:t>
+      </w:r>
+    </w:p>
+    <w:p>
+      <w:r>
+        <w:t>At set SF how effective is changing the BW?</w:t>
+      </w:r>
+    </w:p>
+    <w:p>
+      <w:r>
+        <w:t>At Set BW, how effective is changing the SF?</w:t>
+      </w:r>
+    </w:p>
+    <w:p>
+      <w:r>
+        <w:t>At set effective data rate</w:t>
+      </w:r>
+      <w:r>
+        <w:t xml:space="preserve">, compare performance of small SF and short BW against high SF and long BW. (SF7 @ </w:t>
+      </w:r>
+      <w:r>
+        <w:t>~</w:t>
+      </w:r>
+      <w:r>
+        <w:t>25kHz vs SF12 @ 500kHz)</w:t>
       </w:r>
     </w:p>
     <w:p/>
@@ -3523,6 +3547,7 @@
         <w:rPr>
           <w:noProof/>
         </w:rPr>
+        <w:lastRenderedPageBreak/>
         <w:drawing>
           <wp:inline distT="0" distB="0" distL="0" distR="0" wp14:anchorId="6E50B082" wp14:editId="02E78EB0">
             <wp:extent cx="5943600" cy="2784475"/>
@@ -4814,6 +4839,7 @@
   <w:style w:type="character" w:default="1" w:styleId="DefaultParagraphFont">
     <w:name w:val="Default Paragraph Font"/>
     <w:uiPriority w:val="1"/>
+    <w:semiHidden/>
     <w:unhideWhenUsed/>
   </w:style>
   <w:style w:type="table" w:default="1" w:styleId="TableNormal">

--- a/Work notes - Quantitative Evaluation of LoRa RF Resiliency.docx
+++ b/Work notes - Quantitative Evaluation of LoRa RF Resiliency.docx
@@ -200,7 +200,21 @@
         <w:rPr>
           <w:rFonts w:cs="Times New Roman"/>
         </w:rPr>
-        <w:t xml:space="preserve">Internet Of Things (IoT), and sensor monitoring. LoRaWAN will not be </w:t>
+        <w:t xml:space="preserve">Internet </w:t>
+      </w:r>
+      <w:proofErr w:type="gramStart"/>
+      <w:r>
+        <w:rPr>
+          <w:rFonts w:cs="Times New Roman"/>
+        </w:rPr>
+        <w:t>Of</w:t>
+      </w:r>
+      <w:proofErr w:type="gramEnd"/>
+      <w:r>
+        <w:rPr>
+          <w:rFonts w:cs="Times New Roman"/>
+        </w:rPr>
+        <w:t xml:space="preserve"> Things (IoT), and sensor monitoring. LoRaWAN will not be </w:t>
       </w:r>
       <w:r>
         <w:rPr>
@@ -242,7 +256,21 @@
         <w:rPr>
           <w:rFonts w:cs="Times New Roman"/>
         </w:rPr>
-        <w:t xml:space="preserve"> which can be considered limiting in many </w:t>
+        <w:t xml:space="preserve"> which can be considered </w:t>
+      </w:r>
+      <w:proofErr w:type="gramStart"/>
+      <w:r>
+        <w:rPr>
+          <w:rFonts w:cs="Times New Roman"/>
+        </w:rPr>
+        <w:t>limiting</w:t>
+      </w:r>
+      <w:proofErr w:type="gramEnd"/>
+      <w:r>
+        <w:rPr>
+          <w:rFonts w:cs="Times New Roman"/>
+        </w:rPr>
+        <w:t xml:space="preserve"> in many </w:t>
       </w:r>
       <w:r>
         <w:rPr>
@@ -417,7 +445,21 @@
         <w:rPr>
           <w:rFonts w:cs="Times New Roman"/>
         </w:rPr>
-        <w:t>operation at low SNR which gives LoRa the long range capabilities but could also prove valuable for</w:t>
+        <w:t xml:space="preserve">operation at low SNR which gives LoRa the </w:t>
+      </w:r>
+      <w:proofErr w:type="gramStart"/>
+      <w:r>
+        <w:rPr>
+          <w:rFonts w:cs="Times New Roman"/>
+        </w:rPr>
+        <w:t>long range</w:t>
+      </w:r>
+      <w:proofErr w:type="gramEnd"/>
+      <w:r>
+        <w:rPr>
+          <w:rFonts w:cs="Times New Roman"/>
+        </w:rPr>
+        <w:t xml:space="preserve"> capabilities but could also prove valuable for</w:t>
       </w:r>
       <w:r>
         <w:rPr>
@@ -962,503 +1004,6 @@
       </w:r>
     </w:p>
     <w:p/>
-    <w:tbl>
-      <w:tblPr>
-        <w:tblStyle w:val="TableGrid"/>
-        <w:tblW w:w="9459" w:type="dxa"/>
-        <w:tblLook w:val="04A0" w:firstRow="1" w:lastRow="0" w:firstColumn="1" w:lastColumn="0" w:noHBand="0" w:noVBand="1"/>
-      </w:tblPr>
-      <w:tblGrid>
-        <w:gridCol w:w="764"/>
-        <w:gridCol w:w="1036"/>
-        <w:gridCol w:w="1229"/>
-        <w:gridCol w:w="1826"/>
-        <w:gridCol w:w="1530"/>
-        <w:gridCol w:w="1705"/>
-        <w:gridCol w:w="1369"/>
-      </w:tblGrid>
-      <w:tr>
-        <w:tc>
-          <w:tcPr>
-            <w:tcW w:w="764" w:type="dxa"/>
-          </w:tcPr>
-          <w:p>
-            <w:r>
-              <w:t>SF Value</w:t>
-            </w:r>
-          </w:p>
-        </w:tc>
-        <w:tc>
-          <w:tcPr>
-            <w:tcW w:w="1036" w:type="dxa"/>
-          </w:tcPr>
-          <w:p>
-            <w:r>
-              <w:t>BW</w:t>
-            </w:r>
-          </w:p>
-        </w:tc>
-        <w:tc>
-          <w:tcPr>
-            <w:tcW w:w="1229" w:type="dxa"/>
-          </w:tcPr>
-          <w:p>
-            <w:r>
-              <w:t>Frequency</w:t>
-            </w:r>
-          </w:p>
-        </w:tc>
-        <w:tc>
-          <w:tcPr>
-            <w:tcW w:w="1826" w:type="dxa"/>
-          </w:tcPr>
-          <w:p>
-            <w:r>
-              <w:t>Tx Power</w:t>
-            </w:r>
-          </w:p>
-        </w:tc>
-        <w:tc>
-          <w:tcPr>
-            <w:tcW w:w="1530" w:type="dxa"/>
-          </w:tcPr>
-          <w:p>
-            <w:r>
-              <w:t>Thermal noise estimate</w:t>
-            </w:r>
-          </w:p>
-        </w:tc>
-        <w:tc>
-          <w:tcPr>
-            <w:tcW w:w="1705" w:type="dxa"/>
-          </w:tcPr>
-          <w:p>
-            <w:r>
-              <w:t>SX1262 Rx sensitivity (spec-typ)</w:t>
-            </w:r>
-          </w:p>
-        </w:tc>
-        <w:tc>
-          <w:tcPr>
-            <w:tcW w:w="1369" w:type="dxa"/>
-          </w:tcPr>
-          <w:p>
-            <w:r>
-              <w:t>DR (theoretical, CR = 4/5, preamble on)</w:t>
-            </w:r>
-          </w:p>
-        </w:tc>
-      </w:tr>
-      <w:tr>
-        <w:tc>
-          <w:tcPr>
-            <w:tcW w:w="764" w:type="dxa"/>
-          </w:tcPr>
-          <w:p>
-            <w:r>
-              <w:t>7</w:t>
-            </w:r>
-          </w:p>
-        </w:tc>
-        <w:tc>
-          <w:tcPr>
-            <w:tcW w:w="1036" w:type="dxa"/>
-          </w:tcPr>
-          <w:p>
-            <w:r>
-              <w:t>10.4kHz</w:t>
-            </w:r>
-          </w:p>
-        </w:tc>
-        <w:tc>
-          <w:tcPr>
-            <w:tcW w:w="1229" w:type="dxa"/>
-          </w:tcPr>
-          <w:p>
-            <w:r>
-              <w:t>951MHz</w:t>
-            </w:r>
-          </w:p>
-        </w:tc>
-        <w:tc>
-          <w:tcPr>
-            <w:tcW w:w="1826" w:type="dxa"/>
-          </w:tcPr>
-          <w:p>
-            <w:r>
-              <w:t>22dBm -</w:t>
-            </w:r>
-          </w:p>
-        </w:tc>
-        <w:tc>
-          <w:tcPr>
-            <w:tcW w:w="1530" w:type="dxa"/>
-          </w:tcPr>
-          <w:p>
-            <w:r>
-              <w:t>-133.6 dBm</w:t>
-            </w:r>
-          </w:p>
-        </w:tc>
-        <w:tc>
-          <w:tcPr>
-            <w:tcW w:w="1705" w:type="dxa"/>
-          </w:tcPr>
-          <w:p>
-            <w:r>
-              <w:t>-134 dBm</w:t>
-            </w:r>
-          </w:p>
-        </w:tc>
-        <w:tc>
-          <w:tcPr>
-            <w:tcW w:w="1369" w:type="dxa"/>
-          </w:tcPr>
-          <w:p/>
-        </w:tc>
-      </w:tr>
-      <w:tr>
-        <w:tc>
-          <w:tcPr>
-            <w:tcW w:w="764" w:type="dxa"/>
-          </w:tcPr>
-          <w:p>
-            <w:r>
-              <w:t>12</w:t>
-            </w:r>
-          </w:p>
-        </w:tc>
-        <w:tc>
-          <w:tcPr>
-            <w:tcW w:w="1036" w:type="dxa"/>
-          </w:tcPr>
-          <w:p>
-            <w:r>
-              <w:t>10.4kHz</w:t>
-            </w:r>
-          </w:p>
-        </w:tc>
-        <w:tc>
-          <w:tcPr>
-            <w:tcW w:w="1229" w:type="dxa"/>
-          </w:tcPr>
-          <w:p>
-            <w:r>
-              <w:t>951MHz</w:t>
-            </w:r>
-          </w:p>
-        </w:tc>
-        <w:tc>
-          <w:tcPr>
-            <w:tcW w:w="1826" w:type="dxa"/>
-          </w:tcPr>
-          <w:p>
-            <w:r>
-              <w:t>22dBm -</w:t>
-            </w:r>
-          </w:p>
-        </w:tc>
-        <w:tc>
-          <w:tcPr>
-            <w:tcW w:w="1530" w:type="dxa"/>
-          </w:tcPr>
-          <w:p>
-            <w:r>
-              <w:t>-133.6 dBm</w:t>
-            </w:r>
-          </w:p>
-        </w:tc>
-        <w:tc>
-          <w:tcPr>
-            <w:tcW w:w="1705" w:type="dxa"/>
-          </w:tcPr>
-          <w:p>
-            <w:r>
-              <w:t>-148 dBm</w:t>
-            </w:r>
-          </w:p>
-        </w:tc>
-        <w:tc>
-          <w:tcPr>
-            <w:tcW w:w="1369" w:type="dxa"/>
-          </w:tcPr>
-          <w:p/>
-        </w:tc>
-      </w:tr>
-      <w:tr>
-        <w:tc>
-          <w:tcPr>
-            <w:tcW w:w="764" w:type="dxa"/>
-          </w:tcPr>
-          <w:p>
-            <w:r>
-              <w:t>7</w:t>
-            </w:r>
-          </w:p>
-        </w:tc>
-        <w:tc>
-          <w:tcPr>
-            <w:tcW w:w="1036" w:type="dxa"/>
-          </w:tcPr>
-          <w:p>
-            <w:r>
-              <w:t>125kHz</w:t>
-            </w:r>
-          </w:p>
-        </w:tc>
-        <w:tc>
-          <w:tcPr>
-            <w:tcW w:w="1229" w:type="dxa"/>
-          </w:tcPr>
-          <w:p>
-            <w:r>
-              <w:t>951MHz</w:t>
-            </w:r>
-          </w:p>
-        </w:tc>
-        <w:tc>
-          <w:tcPr>
-            <w:tcW w:w="1826" w:type="dxa"/>
-          </w:tcPr>
-          <w:p>
-            <w:r>
-              <w:t>22dBm -</w:t>
-            </w:r>
-          </w:p>
-        </w:tc>
-        <w:tc>
-          <w:tcPr>
-            <w:tcW w:w="1530" w:type="dxa"/>
-          </w:tcPr>
-          <w:p>
-            <w:r>
-              <w:t>-122.8 dBm</w:t>
-            </w:r>
-          </w:p>
-        </w:tc>
-        <w:tc>
-          <w:tcPr>
-            <w:tcW w:w="1705" w:type="dxa"/>
-          </w:tcPr>
-          <w:p>
-            <w:r>
-              <w:t>-124 dBm</w:t>
-            </w:r>
-          </w:p>
-        </w:tc>
-        <w:tc>
-          <w:tcPr>
-            <w:tcW w:w="1369" w:type="dxa"/>
-          </w:tcPr>
-          <w:p/>
-        </w:tc>
-      </w:tr>
-      <w:tr>
-        <w:tc>
-          <w:tcPr>
-            <w:tcW w:w="764" w:type="dxa"/>
-          </w:tcPr>
-          <w:p>
-            <w:r>
-              <w:t>12</w:t>
-            </w:r>
-          </w:p>
-        </w:tc>
-        <w:tc>
-          <w:tcPr>
-            <w:tcW w:w="1036" w:type="dxa"/>
-          </w:tcPr>
-          <w:p>
-            <w:r>
-              <w:t>125kHz</w:t>
-            </w:r>
-          </w:p>
-        </w:tc>
-        <w:tc>
-          <w:tcPr>
-            <w:tcW w:w="1229" w:type="dxa"/>
-          </w:tcPr>
-          <w:p>
-            <w:r>
-              <w:t>951MHz</w:t>
-            </w:r>
-          </w:p>
-        </w:tc>
-        <w:tc>
-          <w:tcPr>
-            <w:tcW w:w="1826" w:type="dxa"/>
-          </w:tcPr>
-          <w:p>
-            <w:r>
-              <w:t>22dBm -</w:t>
-            </w:r>
-          </w:p>
-        </w:tc>
-        <w:tc>
-          <w:tcPr>
-            <w:tcW w:w="1530" w:type="dxa"/>
-          </w:tcPr>
-          <w:p>
-            <w:r>
-              <w:t>-122.8 dBm</w:t>
-            </w:r>
-          </w:p>
-        </w:tc>
-        <w:tc>
-          <w:tcPr>
-            <w:tcW w:w="1705" w:type="dxa"/>
-          </w:tcPr>
-          <w:p>
-            <w:r>
-              <w:t>-137 dBm</w:t>
-            </w:r>
-          </w:p>
-        </w:tc>
-        <w:tc>
-          <w:tcPr>
-            <w:tcW w:w="1369" w:type="dxa"/>
-          </w:tcPr>
-          <w:p/>
-        </w:tc>
-      </w:tr>
-      <w:tr>
-        <w:tc>
-          <w:tcPr>
-            <w:tcW w:w="764" w:type="dxa"/>
-          </w:tcPr>
-          <w:p>
-            <w:r>
-              <w:t>7</w:t>
-            </w:r>
-          </w:p>
-        </w:tc>
-        <w:tc>
-          <w:tcPr>
-            <w:tcW w:w="1036" w:type="dxa"/>
-          </w:tcPr>
-          <w:p>
-            <w:r>
-              <w:t>500kHz</w:t>
-            </w:r>
-          </w:p>
-        </w:tc>
-        <w:tc>
-          <w:tcPr>
-            <w:tcW w:w="1229" w:type="dxa"/>
-          </w:tcPr>
-          <w:p>
-            <w:r>
-              <w:t>951MHz</w:t>
-            </w:r>
-          </w:p>
-        </w:tc>
-        <w:tc>
-          <w:tcPr>
-            <w:tcW w:w="1826" w:type="dxa"/>
-          </w:tcPr>
-          <w:p>
-            <w:r>
-              <w:t>22dBm -</w:t>
-            </w:r>
-          </w:p>
-        </w:tc>
-        <w:tc>
-          <w:tcPr>
-            <w:tcW w:w="1530" w:type="dxa"/>
-          </w:tcPr>
-          <w:p>
-            <w:r>
-              <w:t>-116.8 dBm</w:t>
-            </w:r>
-          </w:p>
-        </w:tc>
-        <w:tc>
-          <w:tcPr>
-            <w:tcW w:w="1705" w:type="dxa"/>
-          </w:tcPr>
-          <w:p>
-            <w:r>
-              <w:t>-117 dBm</w:t>
-            </w:r>
-          </w:p>
-        </w:tc>
-        <w:tc>
-          <w:tcPr>
-            <w:tcW w:w="1369" w:type="dxa"/>
-          </w:tcPr>
-          <w:p/>
-        </w:tc>
-      </w:tr>
-      <w:tr>
-        <w:tc>
-          <w:tcPr>
-            <w:tcW w:w="764" w:type="dxa"/>
-          </w:tcPr>
-          <w:p>
-            <w:r>
-              <w:t>12</w:t>
-            </w:r>
-          </w:p>
-        </w:tc>
-        <w:tc>
-          <w:tcPr>
-            <w:tcW w:w="1036" w:type="dxa"/>
-          </w:tcPr>
-          <w:p>
-            <w:r>
-              <w:t>500kHz</w:t>
-            </w:r>
-          </w:p>
-        </w:tc>
-        <w:tc>
-          <w:tcPr>
-            <w:tcW w:w="1229" w:type="dxa"/>
-          </w:tcPr>
-          <w:p>
-            <w:r>
-              <w:t>951MHz</w:t>
-            </w:r>
-          </w:p>
-        </w:tc>
-        <w:tc>
-          <w:tcPr>
-            <w:tcW w:w="1826" w:type="dxa"/>
-          </w:tcPr>
-          <w:p>
-            <w:r>
-              <w:t>22dBm -</w:t>
-            </w:r>
-          </w:p>
-        </w:tc>
-        <w:tc>
-          <w:tcPr>
-            <w:tcW w:w="1530" w:type="dxa"/>
-          </w:tcPr>
-          <w:p>
-            <w:r>
-              <w:t>-116.8 dBm</w:t>
-            </w:r>
-          </w:p>
-        </w:tc>
-        <w:tc>
-          <w:tcPr>
-            <w:tcW w:w="1705" w:type="dxa"/>
-          </w:tcPr>
-          <w:p>
-            <w:r>
-              <w:t>-129 dBm</w:t>
-            </w:r>
-          </w:p>
-        </w:tc>
-        <w:tc>
-          <w:tcPr>
-            <w:tcW w:w="1369" w:type="dxa"/>
-          </w:tcPr>
-          <w:p/>
-        </w:tc>
-      </w:tr>
-    </w:tbl>
-    <w:p/>
     <w:p>
       <w:r>
         <w:t>2^SF chips = 1 symbol</w:t>
@@ -1485,874 +1030,6 @@
       <w:proofErr w:type="spellEnd"/>
       <w:r>
         <w:t xml:space="preserve"> = Rs * 2^SF</w:t>
-      </w:r>
-    </w:p>
-    <w:tbl>
-      <w:tblPr>
-        <w:tblStyle w:val="TableGrid"/>
-        <w:tblW w:w="0" w:type="auto"/>
-        <w:tblLook w:val="04A0" w:firstRow="1" w:lastRow="0" w:firstColumn="1" w:lastColumn="0" w:noHBand="0" w:noVBand="1"/>
-      </w:tblPr>
-      <w:tblGrid>
-        <w:gridCol w:w="829"/>
-        <w:gridCol w:w="1164"/>
-        <w:gridCol w:w="1728"/>
-        <w:gridCol w:w="1365"/>
-        <w:gridCol w:w="2546"/>
-        <w:gridCol w:w="1718"/>
-      </w:tblGrid>
-      <w:tr>
-        <w:tc>
-          <w:tcPr>
-            <w:tcW w:w="829" w:type="dxa"/>
-          </w:tcPr>
-          <w:p>
-            <w:r>
-              <w:t>SF</w:t>
-            </w:r>
-          </w:p>
-        </w:tc>
-        <w:tc>
-          <w:tcPr>
-            <w:tcW w:w="1164" w:type="dxa"/>
-          </w:tcPr>
-          <w:p>
-            <w:r>
-              <w:t>BW (kHz)</w:t>
-            </w:r>
-          </w:p>
-        </w:tc>
-        <w:tc>
-          <w:tcPr>
-            <w:tcW w:w="1728" w:type="dxa"/>
-          </w:tcPr>
-          <w:p>
-            <w:r>
-              <w:t>Sym Rate (sym/s)</w:t>
-            </w:r>
-          </w:p>
-        </w:tc>
-        <w:tc>
-          <w:tcPr>
-            <w:tcW w:w="1365" w:type="dxa"/>
-          </w:tcPr>
-          <w:p>
-            <w:r>
-              <w:t>Time on Air (s)</w:t>
-            </w:r>
-          </w:p>
-        </w:tc>
-        <w:tc>
-          <w:tcPr>
-            <w:tcW w:w="2546" w:type="dxa"/>
-          </w:tcPr>
-          <w:p>
-            <w:r>
-              <w:t>LISTEN_WINDOW (ms)</w:t>
-            </w:r>
-          </w:p>
-        </w:tc>
-        <w:tc>
-          <w:tcPr>
-            <w:tcW w:w="1718" w:type="dxa"/>
-          </w:tcPr>
-          <w:p>
-            <w:r>
-              <w:t>Estimated DR</w:t>
-            </w:r>
-          </w:p>
-          <w:p>
-            <w:r>
-              <w:t>(b/s)</w:t>
-            </w:r>
-          </w:p>
-        </w:tc>
-      </w:tr>
-      <w:tr>
-        <w:tc>
-          <w:tcPr>
-            <w:tcW w:w="829" w:type="dxa"/>
-          </w:tcPr>
-          <w:p>
-            <w:r>
-              <w:t>7</w:t>
-            </w:r>
-          </w:p>
-        </w:tc>
-        <w:tc>
-          <w:tcPr>
-            <w:tcW w:w="1164" w:type="dxa"/>
-          </w:tcPr>
-          <w:p>
-            <w:r>
-              <w:t>10.4</w:t>
-            </w:r>
-          </w:p>
-        </w:tc>
-        <w:tc>
-          <w:tcPr>
-            <w:tcW w:w="1728" w:type="dxa"/>
-          </w:tcPr>
-          <w:p>
-            <w:r>
-              <w:t>81.25</w:t>
-            </w:r>
-          </w:p>
-        </w:tc>
-        <w:tc>
-          <w:tcPr>
-            <w:tcW w:w="1365" w:type="dxa"/>
-          </w:tcPr>
-          <w:p>
-            <w:r>
-              <w:t>1.54</w:t>
-            </w:r>
-          </w:p>
-        </w:tc>
-        <w:tc>
-          <w:tcPr>
-            <w:tcW w:w="2546" w:type="dxa"/>
-          </w:tcPr>
-          <w:p>
-            <w:r>
-              <w:t>2000</w:t>
-            </w:r>
-          </w:p>
-        </w:tc>
-        <w:tc>
-          <w:tcPr>
-            <w:tcW w:w="1718" w:type="dxa"/>
-          </w:tcPr>
-          <w:p>
-            <w:r>
-              <w:t xml:space="preserve">333 </w:t>
-            </w:r>
-          </w:p>
-        </w:tc>
-      </w:tr>
-      <w:tr>
-        <w:tc>
-          <w:tcPr>
-            <w:tcW w:w="829" w:type="dxa"/>
-          </w:tcPr>
-          <w:p>
-            <w:r>
-              <w:t>7</w:t>
-            </w:r>
-          </w:p>
-        </w:tc>
-        <w:tc>
-          <w:tcPr>
-            <w:tcW w:w="1164" w:type="dxa"/>
-          </w:tcPr>
-          <w:p>
-            <w:r>
-              <w:t>125</w:t>
-            </w:r>
-          </w:p>
-        </w:tc>
-        <w:tc>
-          <w:tcPr>
-            <w:tcW w:w="1728" w:type="dxa"/>
-          </w:tcPr>
-          <w:p>
-            <w:r>
-              <w:t>976.56</w:t>
-            </w:r>
-          </w:p>
-        </w:tc>
-        <w:tc>
-          <w:tcPr>
-            <w:tcW w:w="1365" w:type="dxa"/>
-          </w:tcPr>
-          <w:p>
-            <w:r>
-              <w:t>0.1</w:t>
-            </w:r>
-          </w:p>
-        </w:tc>
-        <w:tc>
-          <w:tcPr>
-            <w:tcW w:w="2546" w:type="dxa"/>
-          </w:tcPr>
-          <w:p>
-            <w:r>
-              <w:t>250</w:t>
-            </w:r>
-          </w:p>
-        </w:tc>
-        <w:tc>
-          <w:tcPr>
-            <w:tcW w:w="1718" w:type="dxa"/>
-          </w:tcPr>
-          <w:p>
-            <w:r>
-              <w:t xml:space="preserve">4,000 </w:t>
-            </w:r>
-          </w:p>
-        </w:tc>
-      </w:tr>
-      <w:tr>
-        <w:tc>
-          <w:tcPr>
-            <w:tcW w:w="829" w:type="dxa"/>
-          </w:tcPr>
-          <w:p>
-            <w:r>
-              <w:t>7</w:t>
-            </w:r>
-          </w:p>
-        </w:tc>
-        <w:tc>
-          <w:tcPr>
-            <w:tcW w:w="1164" w:type="dxa"/>
-          </w:tcPr>
-          <w:p>
-            <w:r>
-              <w:t>500</w:t>
-            </w:r>
-          </w:p>
-        </w:tc>
-        <w:tc>
-          <w:tcPr>
-            <w:tcW w:w="1728" w:type="dxa"/>
-          </w:tcPr>
-          <w:p>
-            <w:r>
-              <w:t>3906.25</w:t>
-            </w:r>
-          </w:p>
-        </w:tc>
-        <w:tc>
-          <w:tcPr>
-            <w:tcW w:w="1365" w:type="dxa"/>
-          </w:tcPr>
-          <w:p>
-            <w:r>
-              <w:t>0.025</w:t>
-            </w:r>
-          </w:p>
-        </w:tc>
-        <w:tc>
-          <w:tcPr>
-            <w:tcW w:w="2546" w:type="dxa"/>
-          </w:tcPr>
-          <w:p>
-            <w:r>
-              <w:t>250</w:t>
-            </w:r>
-          </w:p>
-        </w:tc>
-        <w:tc>
-          <w:tcPr>
-            <w:tcW w:w="1718" w:type="dxa"/>
-          </w:tcPr>
-          <w:p>
-            <w:r>
-              <w:t xml:space="preserve">16,000 </w:t>
-            </w:r>
-          </w:p>
-        </w:tc>
-      </w:tr>
-      <w:tr>
-        <w:tc>
-          <w:tcPr>
-            <w:tcW w:w="829" w:type="dxa"/>
-          </w:tcPr>
-          <w:p>
-            <w:r>
-              <w:t>12</w:t>
-            </w:r>
-          </w:p>
-        </w:tc>
-        <w:tc>
-          <w:tcPr>
-            <w:tcW w:w="1164" w:type="dxa"/>
-          </w:tcPr>
-          <w:p>
-            <w:r>
-              <w:t>10.4</w:t>
-            </w:r>
-          </w:p>
-        </w:tc>
-        <w:tc>
-          <w:tcPr>
-            <w:tcW w:w="1728" w:type="dxa"/>
-          </w:tcPr>
-          <w:p>
-            <w:r>
-              <w:t>2.54</w:t>
-            </w:r>
-          </w:p>
-        </w:tc>
-        <w:tc>
-          <w:tcPr>
-            <w:tcW w:w="1365" w:type="dxa"/>
-          </w:tcPr>
-          <w:p>
-            <w:r>
-              <w:t>39</w:t>
-            </w:r>
-          </w:p>
-        </w:tc>
-        <w:tc>
-          <w:tcPr>
-            <w:tcW w:w="2546" w:type="dxa"/>
-          </w:tcPr>
-          <w:p>
-            <w:r>
-              <w:t>90000</w:t>
-            </w:r>
-          </w:p>
-        </w:tc>
-        <w:tc>
-          <w:tcPr>
-            <w:tcW w:w="1718" w:type="dxa"/>
-          </w:tcPr>
-          <w:p>
-            <w:r>
-              <w:t xml:space="preserve">10 </w:t>
-            </w:r>
-          </w:p>
-        </w:tc>
-      </w:tr>
-      <w:tr>
-        <w:tc>
-          <w:tcPr>
-            <w:tcW w:w="829" w:type="dxa"/>
-          </w:tcPr>
-          <w:p>
-            <w:r>
-              <w:t>12</w:t>
-            </w:r>
-          </w:p>
-        </w:tc>
-        <w:tc>
-          <w:tcPr>
-            <w:tcW w:w="1164" w:type="dxa"/>
-          </w:tcPr>
-          <w:p>
-            <w:r>
-              <w:t>125</w:t>
-            </w:r>
-          </w:p>
-        </w:tc>
-        <w:tc>
-          <w:tcPr>
-            <w:tcW w:w="1728" w:type="dxa"/>
-          </w:tcPr>
-          <w:p>
-            <w:r>
-              <w:t>30.52</w:t>
-            </w:r>
-          </w:p>
-        </w:tc>
-        <w:tc>
-          <w:tcPr>
-            <w:tcW w:w="1365" w:type="dxa"/>
-          </w:tcPr>
-          <w:p>
-            <w:r>
-              <w:t>3.3</w:t>
-            </w:r>
-          </w:p>
-        </w:tc>
-        <w:tc>
-          <w:tcPr>
-            <w:tcW w:w="2546" w:type="dxa"/>
-          </w:tcPr>
-          <w:p>
-            <w:r>
-              <w:t>5000</w:t>
-            </w:r>
-          </w:p>
-        </w:tc>
-        <w:tc>
-          <w:tcPr>
-            <w:tcW w:w="1718" w:type="dxa"/>
-          </w:tcPr>
-          <w:p>
-            <w:r>
-              <w:t xml:space="preserve">121 </w:t>
-            </w:r>
-          </w:p>
-        </w:tc>
-      </w:tr>
-      <w:tr>
-        <w:tc>
-          <w:tcPr>
-            <w:tcW w:w="829" w:type="dxa"/>
-          </w:tcPr>
-          <w:p>
-            <w:r>
-              <w:t>12</w:t>
-            </w:r>
-          </w:p>
-        </w:tc>
-        <w:tc>
-          <w:tcPr>
-            <w:tcW w:w="1164" w:type="dxa"/>
-          </w:tcPr>
-          <w:p>
-            <w:r>
-              <w:t>500</w:t>
-            </w:r>
-          </w:p>
-        </w:tc>
-        <w:tc>
-          <w:tcPr>
-            <w:tcW w:w="1728" w:type="dxa"/>
-          </w:tcPr>
-          <w:p>
-            <w:r>
-              <w:t>122.07</w:t>
-            </w:r>
-          </w:p>
-        </w:tc>
-        <w:tc>
-          <w:tcPr>
-            <w:tcW w:w="1365" w:type="dxa"/>
-          </w:tcPr>
-          <w:p>
-            <w:r>
-              <w:t>0.82</w:t>
-            </w:r>
-          </w:p>
-        </w:tc>
-        <w:tc>
-          <w:tcPr>
-            <w:tcW w:w="2546" w:type="dxa"/>
-          </w:tcPr>
-          <w:p>
-            <w:r>
-              <w:t>1500</w:t>
-            </w:r>
-          </w:p>
-        </w:tc>
-        <w:tc>
-          <w:tcPr>
-            <w:tcW w:w="1718" w:type="dxa"/>
-          </w:tcPr>
-          <w:p>
-            <w:r>
-              <w:t>487</w:t>
-            </w:r>
-          </w:p>
-        </w:tc>
-      </w:tr>
-    </w:tbl>
-    <w:p>
-      <w:r>
-        <w:t xml:space="preserve">*note – </w:t>
-      </w:r>
-      <w:r>
-        <w:t>50byte payload</w:t>
-      </w:r>
-      <w:r>
-        <w:t xml:space="preserve"> used for table</w:t>
-      </w:r>
-      <w:r>
-        <w:t xml:space="preserve">, used </w:t>
-      </w:r>
-      <w:proofErr w:type="spellStart"/>
-      <w:r>
-        <w:t>samtech</w:t>
-      </w:r>
-      <w:proofErr w:type="spellEnd"/>
-      <w:r>
-        <w:t xml:space="preserve"> calculator: includes preamble and CRC and header for overhead. DR is effective DR. on </w:t>
-      </w:r>
-      <w:proofErr w:type="spellStart"/>
-      <w:r>
-        <w:t>ait</w:t>
-      </w:r>
-      <w:proofErr w:type="spellEnd"/>
-      <w:r>
-        <w:t xml:space="preserve"> time includes overhead. </w:t>
-      </w:r>
-    </w:p>
-    <w:tbl>
-      <w:tblPr>
-        <w:tblStyle w:val="TableGrid"/>
-        <w:tblW w:w="0" w:type="auto"/>
-        <w:tblLook w:val="04A0" w:firstRow="1" w:lastRow="0" w:firstColumn="1" w:lastColumn="0" w:noHBand="0" w:noVBand="1"/>
-      </w:tblPr>
-      <w:tblGrid>
-        <w:gridCol w:w="1075"/>
-        <w:gridCol w:w="1440"/>
-        <w:gridCol w:w="2250"/>
-        <w:gridCol w:w="1800"/>
-        <w:gridCol w:w="2785"/>
-      </w:tblGrid>
-      <w:tr>
-        <w:tc>
-          <w:tcPr>
-            <w:tcW w:w="1075" w:type="dxa"/>
-          </w:tcPr>
-          <w:p>
-            <w:r>
-              <w:t>SF</w:t>
-            </w:r>
-          </w:p>
-        </w:tc>
-        <w:tc>
-          <w:tcPr>
-            <w:tcW w:w="1440" w:type="dxa"/>
-          </w:tcPr>
-          <w:p>
-            <w:r>
-              <w:t>BW (kHz)</w:t>
-            </w:r>
-          </w:p>
-        </w:tc>
-        <w:tc>
-          <w:tcPr>
-            <w:tcW w:w="2250" w:type="dxa"/>
-          </w:tcPr>
-          <w:p>
-            <w:r>
-              <w:t>Sym Rate (sym/s)</w:t>
-            </w:r>
-          </w:p>
-        </w:tc>
-        <w:tc>
-          <w:tcPr>
-            <w:tcW w:w="1800" w:type="dxa"/>
-          </w:tcPr>
-          <w:p>
-            <w:r>
-              <w:t>Time on Air (s)</w:t>
-            </w:r>
-          </w:p>
-        </w:tc>
-        <w:tc>
-          <w:tcPr>
-            <w:tcW w:w="2785" w:type="dxa"/>
-          </w:tcPr>
-          <w:p>
-            <w:r>
-              <w:t>LISTEN_WINDOW (ms)</w:t>
-            </w:r>
-          </w:p>
-        </w:tc>
-      </w:tr>
-      <w:tr>
-        <w:tc>
-          <w:tcPr>
-            <w:tcW w:w="1075" w:type="dxa"/>
-          </w:tcPr>
-          <w:p>
-            <w:r>
-              <w:t>7</w:t>
-            </w:r>
-          </w:p>
-        </w:tc>
-        <w:tc>
-          <w:tcPr>
-            <w:tcW w:w="1440" w:type="dxa"/>
-          </w:tcPr>
-          <w:p>
-            <w:r>
-              <w:t>10.4</w:t>
-            </w:r>
-          </w:p>
-        </w:tc>
-        <w:tc>
-          <w:tcPr>
-            <w:tcW w:w="2250" w:type="dxa"/>
-          </w:tcPr>
-          <w:p>
-            <w:r>
-              <w:t>81.25</w:t>
-            </w:r>
-          </w:p>
-        </w:tc>
-        <w:tc>
-          <w:tcPr>
-            <w:tcW w:w="1800" w:type="dxa"/>
-          </w:tcPr>
-          <w:p>
-            <w:r>
-              <w:t>2.5</w:t>
-            </w:r>
-          </w:p>
-        </w:tc>
-        <w:tc>
-          <w:tcPr>
-            <w:tcW w:w="2785" w:type="dxa"/>
-          </w:tcPr>
-          <w:p>
-            <w:r>
-              <w:t>5000</w:t>
-            </w:r>
-          </w:p>
-        </w:tc>
-      </w:tr>
-      <w:tr>
-        <w:tc>
-          <w:tcPr>
-            <w:tcW w:w="1075" w:type="dxa"/>
-          </w:tcPr>
-          <w:p>
-            <w:r>
-              <w:lastRenderedPageBreak/>
-              <w:t>7</w:t>
-            </w:r>
-          </w:p>
-        </w:tc>
-        <w:tc>
-          <w:tcPr>
-            <w:tcW w:w="1440" w:type="dxa"/>
-          </w:tcPr>
-          <w:p>
-            <w:r>
-              <w:t>125</w:t>
-            </w:r>
-          </w:p>
-        </w:tc>
-        <w:tc>
-          <w:tcPr>
-            <w:tcW w:w="2250" w:type="dxa"/>
-          </w:tcPr>
-          <w:p>
-            <w:r>
-              <w:t>976.56</w:t>
-            </w:r>
-          </w:p>
-        </w:tc>
-        <w:tc>
-          <w:tcPr>
-            <w:tcW w:w="1800" w:type="dxa"/>
-          </w:tcPr>
-          <w:p>
-            <w:r>
-              <w:t>0.21</w:t>
-            </w:r>
-          </w:p>
-        </w:tc>
-        <w:tc>
-          <w:tcPr>
-            <w:tcW w:w="2785" w:type="dxa"/>
-          </w:tcPr>
-          <w:p>
-            <w:r>
-              <w:t>500</w:t>
-            </w:r>
-          </w:p>
-        </w:tc>
-      </w:tr>
-      <w:tr>
-        <w:tc>
-          <w:tcPr>
-            <w:tcW w:w="1075" w:type="dxa"/>
-          </w:tcPr>
-          <w:p>
-            <w:r>
-              <w:t>7</w:t>
-            </w:r>
-          </w:p>
-        </w:tc>
-        <w:tc>
-          <w:tcPr>
-            <w:tcW w:w="1440" w:type="dxa"/>
-          </w:tcPr>
-          <w:p>
-            <w:r>
-              <w:t>500</w:t>
-            </w:r>
-          </w:p>
-        </w:tc>
-        <w:tc>
-          <w:tcPr>
-            <w:tcW w:w="2250" w:type="dxa"/>
-          </w:tcPr>
-          <w:p>
-            <w:r>
-              <w:t>3906.25</w:t>
-            </w:r>
-          </w:p>
-        </w:tc>
-        <w:tc>
-          <w:tcPr>
-            <w:tcW w:w="1800" w:type="dxa"/>
-          </w:tcPr>
-          <w:p>
-            <w:r>
-              <w:t>0.05</w:t>
-            </w:r>
-          </w:p>
-        </w:tc>
-        <w:tc>
-          <w:tcPr>
-            <w:tcW w:w="2785" w:type="dxa"/>
-          </w:tcPr>
-          <w:p>
-            <w:r>
-              <w:t>250</w:t>
-            </w:r>
-          </w:p>
-        </w:tc>
-      </w:tr>
-      <w:tr>
-        <w:tc>
-          <w:tcPr>
-            <w:tcW w:w="1075" w:type="dxa"/>
-          </w:tcPr>
-          <w:p>
-            <w:r>
-              <w:t>12</w:t>
-            </w:r>
-          </w:p>
-        </w:tc>
-        <w:tc>
-          <w:tcPr>
-            <w:tcW w:w="1440" w:type="dxa"/>
-          </w:tcPr>
-          <w:p>
-            <w:r>
-              <w:t>10.4</w:t>
-            </w:r>
-          </w:p>
-        </w:tc>
-        <w:tc>
-          <w:tcPr>
-            <w:tcW w:w="2250" w:type="dxa"/>
-          </w:tcPr>
-          <w:p>
-            <w:r>
-              <w:t>2.54</w:t>
-            </w:r>
-          </w:p>
-        </w:tc>
-        <w:tc>
-          <w:tcPr>
-            <w:tcW w:w="1800" w:type="dxa"/>
-          </w:tcPr>
-          <w:p>
-            <w:r>
-              <w:t>98</w:t>
-            </w:r>
-          </w:p>
-        </w:tc>
-        <w:tc>
-          <w:tcPr>
-            <w:tcW w:w="2785" w:type="dxa"/>
-          </w:tcPr>
-          <w:p>
-            <w:r>
-              <w:t>150000</w:t>
-            </w:r>
-          </w:p>
-        </w:tc>
-      </w:tr>
-      <w:tr>
-        <w:tc>
-          <w:tcPr>
-            <w:tcW w:w="1075" w:type="dxa"/>
-          </w:tcPr>
-          <w:p>
-            <w:r>
-              <w:t>12</w:t>
-            </w:r>
-          </w:p>
-        </w:tc>
-        <w:tc>
-          <w:tcPr>
-            <w:tcW w:w="1440" w:type="dxa"/>
-          </w:tcPr>
-          <w:p>
-            <w:r>
-              <w:t>125</w:t>
-            </w:r>
-          </w:p>
-        </w:tc>
-        <w:tc>
-          <w:tcPr>
-            <w:tcW w:w="2250" w:type="dxa"/>
-          </w:tcPr>
-          <w:p>
-            <w:r>
-              <w:t>30.52</w:t>
-            </w:r>
-          </w:p>
-        </w:tc>
-        <w:tc>
-          <w:tcPr>
-            <w:tcW w:w="1800" w:type="dxa"/>
-          </w:tcPr>
-          <w:p>
-            <w:r>
-              <w:t>8.2</w:t>
-            </w:r>
-          </w:p>
-        </w:tc>
-        <w:tc>
-          <w:tcPr>
-            <w:tcW w:w="2785" w:type="dxa"/>
-          </w:tcPr>
-          <w:p>
-            <w:r>
-              <w:t>15000</w:t>
-            </w:r>
-          </w:p>
-        </w:tc>
-      </w:tr>
-      <w:tr>
-        <w:tc>
-          <w:tcPr>
-            <w:tcW w:w="1075" w:type="dxa"/>
-          </w:tcPr>
-          <w:p>
-            <w:r>
-              <w:t>12</w:t>
-            </w:r>
-          </w:p>
-        </w:tc>
-        <w:tc>
-          <w:tcPr>
-            <w:tcW w:w="1440" w:type="dxa"/>
-          </w:tcPr>
-          <w:p>
-            <w:r>
-              <w:t>500</w:t>
-            </w:r>
-          </w:p>
-        </w:tc>
-        <w:tc>
-          <w:tcPr>
-            <w:tcW w:w="2250" w:type="dxa"/>
-          </w:tcPr>
-          <w:p>
-            <w:r>
-              <w:t>122.07</w:t>
-            </w:r>
-          </w:p>
-        </w:tc>
-        <w:tc>
-          <w:tcPr>
-            <w:tcW w:w="1800" w:type="dxa"/>
-          </w:tcPr>
-          <w:p>
-            <w:r>
-              <w:t>2</w:t>
-            </w:r>
-          </w:p>
-        </w:tc>
-        <w:tc>
-          <w:tcPr>
-            <w:tcW w:w="2785" w:type="dxa"/>
-          </w:tcPr>
-          <w:p>
-            <w:r>
-              <w:t>5000</w:t>
-            </w:r>
-          </w:p>
-        </w:tc>
-      </w:tr>
-    </w:tbl>
-    <w:p>
-      <w:r>
-        <w:t>*note – 125byte payload</w:t>
       </w:r>
     </w:p>
     <w:p/>
@@ -2419,6 +1096,7 @@
         <w:rPr>
           <w:noProof/>
         </w:rPr>
+        <w:lastRenderedPageBreak/>
         <w:drawing>
           <wp:inline distT="0" distB="0" distL="0" distR="0" wp14:anchorId="3AC064F0" wp14:editId="0AB2C48D">
             <wp:extent cx="5943600" cy="2296160"/>
@@ -2488,7 +1166,6 @@
           </w:tcPr>
           <w:p>
             <w:r>
-              <w:lastRenderedPageBreak/>
               <w:t>SF</w:t>
             </w:r>
           </w:p>
@@ -3438,13 +2115,26 @@
       </w:r>
     </w:p>
     <w:p>
-      <w:r>
-        <w:t>At set SF how effective is changing the BW?</w:t>
+      <w:proofErr w:type="gramStart"/>
+      <w:r>
+        <w:t>At set SF how</w:t>
+      </w:r>
+      <w:proofErr w:type="gramEnd"/>
+      <w:r>
+        <w:t xml:space="preserve"> effective is changing the BW?</w:t>
       </w:r>
     </w:p>
     <w:p>
       <w:r>
-        <w:t>At Set BW, how effective is changing the SF?</w:t>
+        <w:t xml:space="preserve">At Set BW, how effective is changing </w:t>
+      </w:r>
+      <w:proofErr w:type="gramStart"/>
+      <w:r>
+        <w:t>the SF</w:t>
+      </w:r>
+      <w:proofErr w:type="gramEnd"/>
+      <w:r>
+        <w:t>?</w:t>
       </w:r>
     </w:p>
     <w:p>
@@ -3452,13 +2142,29 @@
         <w:t>At set effective data rate</w:t>
       </w:r>
       <w:r>
-        <w:t xml:space="preserve">, compare performance of small SF and short BW against high SF and long BW. (SF7 @ </w:t>
+        <w:t>, compare performance of small SF and short BW against high SF and long BW. (</w:t>
+      </w:r>
+      <w:proofErr w:type="gramStart"/>
+      <w:r>
+        <w:t>SF7 @</w:t>
+      </w:r>
+      <w:proofErr w:type="gramEnd"/>
+      <w:r>
+        <w:t xml:space="preserve"> </w:t>
       </w:r>
       <w:r>
         <w:t>~</w:t>
       </w:r>
       <w:r>
-        <w:t>25kHz vs SF12 @ 500kHz)</w:t>
+        <w:t xml:space="preserve">25kHz vs </w:t>
+      </w:r>
+      <w:proofErr w:type="gramStart"/>
+      <w:r>
+        <w:t>SF12 @</w:t>
+      </w:r>
+      <w:proofErr w:type="gramEnd"/>
+      <w:r>
+        <w:t xml:space="preserve"> 500kHz)</w:t>
       </w:r>
     </w:p>
     <w:p/>
@@ -3469,6 +2175,7 @@
     </w:p>
     <w:p>
       <w:r>
+        <w:lastRenderedPageBreak/>
         <w:t>Max Tx 22dBm</w:t>
       </w:r>
     </w:p>
@@ -3547,7 +2254,6 @@
         <w:rPr>
           <w:noProof/>
         </w:rPr>
-        <w:lastRenderedPageBreak/>
         <w:drawing>
           <wp:inline distT="0" distB="0" distL="0" distR="0" wp14:anchorId="6E50B082" wp14:editId="02E78EB0">
             <wp:extent cx="5943600" cy="2784475"/>

--- a/Work notes - Quantitative Evaluation of LoRa RF Resiliency.docx
+++ b/Work notes - Quantitative Evaluation of LoRa RF Resiliency.docx
@@ -1141,18 +1141,21 @@
     <w:tbl>
       <w:tblPr>
         <w:tblStyle w:val="TableGrid"/>
-        <w:tblW w:w="0" w:type="auto"/>
+        <w:tblW w:w="11340" w:type="dxa"/>
+        <w:tblInd w:w="-995" w:type="dxa"/>
         <w:tblLook w:val="04A0" w:firstRow="1" w:lastRow="0" w:firstColumn="1" w:lastColumn="0" w:noHBand="0" w:noVBand="1"/>
       </w:tblPr>
       <w:tblGrid>
-        <w:gridCol w:w="535"/>
-        <w:gridCol w:w="987"/>
-        <w:gridCol w:w="1229"/>
-        <w:gridCol w:w="1097"/>
-        <w:gridCol w:w="1493"/>
-        <w:gridCol w:w="1229"/>
-        <w:gridCol w:w="1463"/>
-        <w:gridCol w:w="1317"/>
+        <w:gridCol w:w="540"/>
+        <w:gridCol w:w="1080"/>
+        <w:gridCol w:w="1080"/>
+        <w:gridCol w:w="990"/>
+        <w:gridCol w:w="990"/>
+        <w:gridCol w:w="990"/>
+        <w:gridCol w:w="1260"/>
+        <w:gridCol w:w="1350"/>
+        <w:gridCol w:w="1350"/>
+        <w:gridCol w:w="1710"/>
       </w:tblGrid>
       <w:tr>
         <w:trPr>
@@ -1160,7 +1163,7 @@
         </w:trPr>
         <w:tc>
           <w:tcPr>
-            <w:tcW w:w="535" w:type="dxa"/>
+            <w:tcW w:w="540" w:type="dxa"/>
             <w:noWrap/>
             <w:hideMark/>
           </w:tcPr>
@@ -1172,7 +1175,7 @@
         </w:tc>
         <w:tc>
           <w:tcPr>
-            <w:tcW w:w="987" w:type="dxa"/>
+            <w:tcW w:w="1080" w:type="dxa"/>
             <w:noWrap/>
             <w:hideMark/>
           </w:tcPr>
@@ -1184,7 +1187,7 @@
         </w:tc>
         <w:tc>
           <w:tcPr>
-            <w:tcW w:w="1229" w:type="dxa"/>
+            <w:tcW w:w="1080" w:type="dxa"/>
             <w:noWrap/>
             <w:hideMark/>
           </w:tcPr>
@@ -1196,7 +1199,7 @@
         </w:tc>
         <w:tc>
           <w:tcPr>
-            <w:tcW w:w="1097" w:type="dxa"/>
+            <w:tcW w:w="990" w:type="dxa"/>
             <w:noWrap/>
             <w:hideMark/>
           </w:tcPr>
@@ -1221,7 +1224,7 @@
         </w:tc>
         <w:tc>
           <w:tcPr>
-            <w:tcW w:w="1493" w:type="dxa"/>
+            <w:tcW w:w="990" w:type="dxa"/>
             <w:noWrap/>
             <w:hideMark/>
           </w:tcPr>
@@ -1241,7 +1244,7 @@
         </w:tc>
         <w:tc>
           <w:tcPr>
-            <w:tcW w:w="1229" w:type="dxa"/>
+            <w:tcW w:w="990" w:type="dxa"/>
             <w:noWrap/>
             <w:hideMark/>
           </w:tcPr>
@@ -1253,7 +1256,7 @@
         </w:tc>
         <w:tc>
           <w:tcPr>
-            <w:tcW w:w="1463" w:type="dxa"/>
+            <w:tcW w:w="1260" w:type="dxa"/>
             <w:noWrap/>
             <w:hideMark/>
           </w:tcPr>
@@ -1265,7 +1268,23 @@
         </w:tc>
         <w:tc>
           <w:tcPr>
-            <w:tcW w:w="1317" w:type="dxa"/>
+            <w:tcW w:w="1350" w:type="dxa"/>
+          </w:tcPr>
+          <w:p>
+            <w:r>
+              <w:t>Thermal Noise Estimate</w:t>
+            </w:r>
+          </w:p>
+        </w:tc>
+        <w:tc>
+          <w:tcPr>
+            <w:tcW w:w="1350" w:type="dxa"/>
+          </w:tcPr>
+          <w:p/>
+        </w:tc>
+        <w:tc>
+          <w:tcPr>
+            <w:tcW w:w="1710" w:type="dxa"/>
             <w:noWrap/>
             <w:hideMark/>
           </w:tcPr>
@@ -1282,7 +1301,7 @@
         </w:trPr>
         <w:tc>
           <w:tcPr>
-            <w:tcW w:w="535" w:type="dxa"/>
+            <w:tcW w:w="540" w:type="dxa"/>
             <w:noWrap/>
             <w:hideMark/>
           </w:tcPr>
@@ -1294,7 +1313,7 @@
         </w:tc>
         <w:tc>
           <w:tcPr>
-            <w:tcW w:w="987" w:type="dxa"/>
+            <w:tcW w:w="1080" w:type="dxa"/>
             <w:noWrap/>
             <w:hideMark/>
           </w:tcPr>
@@ -1306,7 +1325,7 @@
         </w:tc>
         <w:tc>
           <w:tcPr>
-            <w:tcW w:w="1229" w:type="dxa"/>
+            <w:tcW w:w="1080" w:type="dxa"/>
             <w:noWrap/>
             <w:hideMark/>
           </w:tcPr>
@@ -1318,7 +1337,7 @@
         </w:tc>
         <w:tc>
           <w:tcPr>
-            <w:tcW w:w="1097" w:type="dxa"/>
+            <w:tcW w:w="990" w:type="dxa"/>
             <w:noWrap/>
             <w:hideMark/>
           </w:tcPr>
@@ -1330,7 +1349,7 @@
         </w:tc>
         <w:tc>
           <w:tcPr>
-            <w:tcW w:w="1493" w:type="dxa"/>
+            <w:tcW w:w="990" w:type="dxa"/>
             <w:noWrap/>
             <w:hideMark/>
           </w:tcPr>
@@ -1342,7 +1361,7 @@
         </w:tc>
         <w:tc>
           <w:tcPr>
-            <w:tcW w:w="1229" w:type="dxa"/>
+            <w:tcW w:w="990" w:type="dxa"/>
             <w:noWrap/>
             <w:hideMark/>
           </w:tcPr>
@@ -1354,7 +1373,7 @@
         </w:tc>
         <w:tc>
           <w:tcPr>
-            <w:tcW w:w="1463" w:type="dxa"/>
+            <w:tcW w:w="1260" w:type="dxa"/>
             <w:noWrap/>
             <w:hideMark/>
           </w:tcPr>
@@ -1366,7 +1385,23 @@
         </w:tc>
         <w:tc>
           <w:tcPr>
-            <w:tcW w:w="1317" w:type="dxa"/>
+            <w:tcW w:w="1350" w:type="dxa"/>
+          </w:tcPr>
+          <w:p>
+            <w:r>
+              <w:t>-133.6</w:t>
+            </w:r>
+          </w:p>
+        </w:tc>
+        <w:tc>
+          <w:tcPr>
+            <w:tcW w:w="1350" w:type="dxa"/>
+          </w:tcPr>
+          <w:p/>
+        </w:tc>
+        <w:tc>
+          <w:tcPr>
+            <w:tcW w:w="1710" w:type="dxa"/>
             <w:noWrap/>
             <w:hideMark/>
           </w:tcPr>
@@ -1383,7 +1418,7 @@
         </w:trPr>
         <w:tc>
           <w:tcPr>
-            <w:tcW w:w="535" w:type="dxa"/>
+            <w:tcW w:w="540" w:type="dxa"/>
             <w:noWrap/>
             <w:hideMark/>
           </w:tcPr>
@@ -1395,7 +1430,7 @@
         </w:tc>
         <w:tc>
           <w:tcPr>
-            <w:tcW w:w="987" w:type="dxa"/>
+            <w:tcW w:w="1080" w:type="dxa"/>
             <w:noWrap/>
             <w:hideMark/>
           </w:tcPr>
@@ -1403,14 +1438,11 @@
             <w:r>
               <w:t>20000</w:t>
             </w:r>
-            <w:r>
-              <w:t>*</w:t>
-            </w:r>
-          </w:p>
-        </w:tc>
-        <w:tc>
-          <w:tcPr>
-            <w:tcW w:w="1229" w:type="dxa"/>
+          </w:p>
+        </w:tc>
+        <w:tc>
+          <w:tcPr>
+            <w:tcW w:w="1080" w:type="dxa"/>
             <w:noWrap/>
             <w:hideMark/>
           </w:tcPr>
@@ -1422,7 +1454,7 @@
         </w:tc>
         <w:tc>
           <w:tcPr>
-            <w:tcW w:w="1097" w:type="dxa"/>
+            <w:tcW w:w="990" w:type="dxa"/>
             <w:noWrap/>
             <w:hideMark/>
           </w:tcPr>
@@ -1434,7 +1466,7 @@
         </w:tc>
         <w:tc>
           <w:tcPr>
-            <w:tcW w:w="1493" w:type="dxa"/>
+            <w:tcW w:w="990" w:type="dxa"/>
             <w:noWrap/>
             <w:hideMark/>
           </w:tcPr>
@@ -1446,7 +1478,7 @@
         </w:tc>
         <w:tc>
           <w:tcPr>
-            <w:tcW w:w="1229" w:type="dxa"/>
+            <w:tcW w:w="990" w:type="dxa"/>
             <w:noWrap/>
             <w:hideMark/>
           </w:tcPr>
@@ -1458,7 +1490,7 @@
         </w:tc>
         <w:tc>
           <w:tcPr>
-            <w:tcW w:w="1463" w:type="dxa"/>
+            <w:tcW w:w="1260" w:type="dxa"/>
             <w:noWrap/>
             <w:hideMark/>
           </w:tcPr>
@@ -1470,13 +1502,452 @@
         </w:tc>
         <w:tc>
           <w:tcPr>
-            <w:tcW w:w="1317" w:type="dxa"/>
+            <w:tcW w:w="1350" w:type="dxa"/>
+          </w:tcPr>
+          <w:p>
+            <w:r>
+              <w:t>-130.7</w:t>
+            </w:r>
+          </w:p>
+        </w:tc>
+        <w:tc>
+          <w:tcPr>
+            <w:tcW w:w="1350" w:type="dxa"/>
+          </w:tcPr>
+          <w:p/>
+        </w:tc>
+        <w:tc>
+          <w:tcPr>
+            <w:tcW w:w="1710" w:type="dxa"/>
             <w:noWrap/>
             <w:hideMark/>
           </w:tcPr>
           <w:p>
             <w:r>
               <w:t>911.44</w:t>
+            </w:r>
+          </w:p>
+        </w:tc>
+      </w:tr>
+      <w:tr>
+        <w:trPr>
+          <w:trHeight w:val="300"/>
+        </w:trPr>
+        <w:tc>
+          <w:tcPr>
+            <w:tcW w:w="540" w:type="dxa"/>
+            <w:noWrap/>
+            <w:hideMark/>
+          </w:tcPr>
+          <w:p>
+            <w:r>
+              <w:t>7</w:t>
+            </w:r>
+          </w:p>
+        </w:tc>
+        <w:tc>
+          <w:tcPr>
+            <w:tcW w:w="1080" w:type="dxa"/>
+            <w:noWrap/>
+            <w:hideMark/>
+          </w:tcPr>
+          <w:p>
+            <w:r>
+              <w:t>125000</w:t>
+            </w:r>
+          </w:p>
+        </w:tc>
+        <w:tc>
+          <w:tcPr>
+            <w:tcW w:w="1080" w:type="dxa"/>
+            <w:noWrap/>
+            <w:hideMark/>
+          </w:tcPr>
+          <w:p>
+            <w:r>
+              <w:t>0.128</w:t>
+            </w:r>
+          </w:p>
+        </w:tc>
+        <w:tc>
+          <w:tcPr>
+            <w:tcW w:w="990" w:type="dxa"/>
+            <w:noWrap/>
+            <w:hideMark/>
+          </w:tcPr>
+          <w:p>
+            <w:r>
+              <w:t>1.02</w:t>
+            </w:r>
+          </w:p>
+        </w:tc>
+        <w:tc>
+          <w:tcPr>
+            <w:tcW w:w="990" w:type="dxa"/>
+            <w:noWrap/>
+            <w:hideMark/>
+          </w:tcPr>
+          <w:p>
+            <w:r>
+              <w:t>125.25</w:t>
+            </w:r>
+          </w:p>
+        </w:tc>
+        <w:tc>
+          <w:tcPr>
+            <w:tcW w:w="990" w:type="dxa"/>
+            <w:noWrap/>
+            <w:hideMark/>
+          </w:tcPr>
+          <w:p>
+            <w:r>
+              <w:t>146</w:t>
+            </w:r>
+          </w:p>
+        </w:tc>
+        <w:tc>
+          <w:tcPr>
+            <w:tcW w:w="1260" w:type="dxa"/>
+            <w:noWrap/>
+            <w:hideMark/>
+          </w:tcPr>
+          <w:p>
+            <w:r>
+              <w:t>-124</w:t>
+            </w:r>
+          </w:p>
+        </w:tc>
+        <w:tc>
+          <w:tcPr>
+            <w:tcW w:w="1350" w:type="dxa"/>
+          </w:tcPr>
+          <w:p>
+            <w:r>
+              <w:t>-122.8</w:t>
+            </w:r>
+          </w:p>
+        </w:tc>
+        <w:tc>
+          <w:tcPr>
+            <w:tcW w:w="1350" w:type="dxa"/>
+          </w:tcPr>
+          <w:p/>
+        </w:tc>
+        <w:tc>
+          <w:tcPr>
+            <w:tcW w:w="1710" w:type="dxa"/>
+            <w:noWrap/>
+            <w:hideMark/>
+          </w:tcPr>
+          <w:p>
+            <w:r>
+              <w:t>5468</w:t>
+            </w:r>
+          </w:p>
+        </w:tc>
+      </w:tr>
+      <w:tr>
+        <w:trPr>
+          <w:trHeight w:val="300"/>
+        </w:trPr>
+        <w:tc>
+          <w:tcPr>
+            <w:tcW w:w="540" w:type="dxa"/>
+            <w:noWrap/>
+            <w:hideMark/>
+          </w:tcPr>
+          <w:p>
+            <w:r>
+              <w:t>7</w:t>
+            </w:r>
+          </w:p>
+        </w:tc>
+        <w:tc>
+          <w:tcPr>
+            <w:tcW w:w="1080" w:type="dxa"/>
+            <w:noWrap/>
+            <w:hideMark/>
+          </w:tcPr>
+          <w:p>
+            <w:r>
+              <w:t>500000</w:t>
+            </w:r>
+          </w:p>
+        </w:tc>
+        <w:tc>
+          <w:tcPr>
+            <w:tcW w:w="1080" w:type="dxa"/>
+            <w:noWrap/>
+            <w:hideMark/>
+          </w:tcPr>
+          <w:p>
+            <w:r>
+              <w:t>0.032</w:t>
+            </w:r>
+          </w:p>
+        </w:tc>
+        <w:tc>
+          <w:tcPr>
+            <w:tcW w:w="990" w:type="dxa"/>
+            <w:noWrap/>
+            <w:hideMark/>
+          </w:tcPr>
+          <w:p>
+            <w:r>
+              <w:t>0.26</w:t>
+            </w:r>
+          </w:p>
+        </w:tc>
+        <w:tc>
+          <w:tcPr>
+            <w:tcW w:w="990" w:type="dxa"/>
+            <w:noWrap/>
+            <w:hideMark/>
+          </w:tcPr>
+          <w:p>
+            <w:r>
+              <w:t>125.25</w:t>
+            </w:r>
+          </w:p>
+        </w:tc>
+        <w:tc>
+          <w:tcPr>
+            <w:tcW w:w="990" w:type="dxa"/>
+            <w:noWrap/>
+            <w:hideMark/>
+          </w:tcPr>
+          <w:p>
+            <w:r>
+              <w:t>138</w:t>
+            </w:r>
+          </w:p>
+        </w:tc>
+        <w:tc>
+          <w:tcPr>
+            <w:tcW w:w="1260" w:type="dxa"/>
+            <w:noWrap/>
+            <w:hideMark/>
+          </w:tcPr>
+          <w:p>
+            <w:r>
+              <w:t>-116</w:t>
+            </w:r>
+          </w:p>
+        </w:tc>
+        <w:tc>
+          <w:tcPr>
+            <w:tcW w:w="1350" w:type="dxa"/>
+          </w:tcPr>
+          <w:p>
+            <w:r>
+              <w:t>-116.8</w:t>
+            </w:r>
+          </w:p>
+        </w:tc>
+        <w:tc>
+          <w:tcPr>
+            <w:tcW w:w="1350" w:type="dxa"/>
+          </w:tcPr>
+          <w:p/>
+        </w:tc>
+        <w:tc>
+          <w:tcPr>
+            <w:tcW w:w="1710" w:type="dxa"/>
+            <w:noWrap/>
+            <w:hideMark/>
+          </w:tcPr>
+          <w:p>
+            <w:r>
+              <w:t>21875</w:t>
+            </w:r>
+          </w:p>
+        </w:tc>
+      </w:tr>
+      <w:tr>
+        <w:trPr>
+          <w:trHeight w:val="300"/>
+        </w:trPr>
+        <w:tc>
+          <w:tcPr>
+            <w:tcW w:w="540" w:type="dxa"/>
+            <w:noWrap/>
+            <w:hideMark/>
+          </w:tcPr>
+          <w:p>
+            <w:pPr>
+              <w:rPr>
+                <w:strike/>
+              </w:rPr>
+            </w:pPr>
+            <w:r>
+              <w:rPr>
+                <w:strike/>
+              </w:rPr>
+              <w:t>12</w:t>
+            </w:r>
+          </w:p>
+        </w:tc>
+        <w:tc>
+          <w:tcPr>
+            <w:tcW w:w="1080" w:type="dxa"/>
+            <w:noWrap/>
+            <w:hideMark/>
+          </w:tcPr>
+          <w:p>
+            <w:pPr>
+              <w:rPr>
+                <w:strike/>
+              </w:rPr>
+            </w:pPr>
+            <w:r>
+              <w:rPr>
+                <w:strike/>
+              </w:rPr>
+              <w:t>10400</w:t>
+            </w:r>
+          </w:p>
+        </w:tc>
+        <w:tc>
+          <w:tcPr>
+            <w:tcW w:w="1080" w:type="dxa"/>
+            <w:noWrap/>
+            <w:hideMark/>
+          </w:tcPr>
+          <w:p>
+            <w:pPr>
+              <w:rPr>
+                <w:strike/>
+              </w:rPr>
+            </w:pPr>
+            <w:r>
+              <w:rPr>
+                <w:strike/>
+              </w:rPr>
+              <w:t>27.62</w:t>
+            </w:r>
+          </w:p>
+        </w:tc>
+        <w:tc>
+          <w:tcPr>
+            <w:tcW w:w="990" w:type="dxa"/>
+            <w:noWrap/>
+            <w:hideMark/>
+          </w:tcPr>
+          <w:p>
+            <w:pPr>
+              <w:rPr>
+                <w:strike/>
+              </w:rPr>
+            </w:pPr>
+            <w:r>
+              <w:rPr>
+                <w:strike/>
+              </w:rPr>
+              <w:t>393.2</w:t>
+            </w:r>
+          </w:p>
+        </w:tc>
+        <w:tc>
+          <w:tcPr>
+            <w:tcW w:w="990" w:type="dxa"/>
+            <w:noWrap/>
+            <w:hideMark/>
+          </w:tcPr>
+          <w:p>
+            <w:pPr>
+              <w:rPr>
+                <w:strike/>
+              </w:rPr>
+            </w:pPr>
+            <w:r>
+              <w:rPr>
+                <w:strike/>
+              </w:rPr>
+              <w:t>70.25</w:t>
+            </w:r>
+          </w:p>
+        </w:tc>
+        <w:tc>
+          <w:tcPr>
+            <w:tcW w:w="990" w:type="dxa"/>
+            <w:noWrap/>
+            <w:hideMark/>
+          </w:tcPr>
+          <w:p>
+            <w:pPr>
+              <w:rPr>
+                <w:strike/>
+              </w:rPr>
+            </w:pPr>
+            <w:r>
+              <w:rPr>
+                <w:strike/>
+              </w:rPr>
+              <w:t>169.3</w:t>
+            </w:r>
+          </w:p>
+        </w:tc>
+        <w:tc>
+          <w:tcPr>
+            <w:tcW w:w="1260" w:type="dxa"/>
+            <w:noWrap/>
+            <w:hideMark/>
+          </w:tcPr>
+          <w:p>
+            <w:pPr>
+              <w:rPr>
+                <w:strike/>
+              </w:rPr>
+            </w:pPr>
+            <w:r>
+              <w:rPr>
+                <w:strike/>
+              </w:rPr>
+              <w:t>-147.3</w:t>
+            </w:r>
+          </w:p>
+        </w:tc>
+        <w:tc>
+          <w:tcPr>
+            <w:tcW w:w="1350" w:type="dxa"/>
+          </w:tcPr>
+          <w:p>
+            <w:pPr>
+              <w:rPr>
+                <w:strike/>
+              </w:rPr>
+            </w:pPr>
+          </w:p>
+        </w:tc>
+        <w:tc>
+          <w:tcPr>
+            <w:tcW w:w="1350" w:type="dxa"/>
+          </w:tcPr>
+          <w:p>
+            <w:pPr>
+              <w:rPr>
+                <w:strike/>
+              </w:rPr>
+            </w:pPr>
+          </w:p>
+        </w:tc>
+        <w:tc>
+          <w:tcPr>
+            <w:tcW w:w="1710" w:type="dxa"/>
+            <w:noWrap/>
+            <w:hideMark/>
+          </w:tcPr>
+          <w:p>
+            <w:pPr>
+              <w:rPr>
+                <w:strike/>
+              </w:rPr>
+            </w:pPr>
+            <w:r>
+              <w:rPr>
+                <w:strike/>
+              </w:rPr>
+              <w:t>24.4</w:t>
             </w:r>
           </w:p>
         </w:tc>
@@ -1487,123 +1958,19 @@
         </w:trPr>
         <w:tc>
           <w:tcPr>
-            <w:tcW w:w="535" w:type="dxa"/>
-            <w:noWrap/>
-            <w:hideMark/>
-          </w:tcPr>
-          <w:p>
-            <w:r>
-              <w:t>7</w:t>
-            </w:r>
-          </w:p>
-        </w:tc>
-        <w:tc>
-          <w:tcPr>
-            <w:tcW w:w="987" w:type="dxa"/>
-            <w:noWrap/>
-            <w:hideMark/>
-          </w:tcPr>
-          <w:p>
-            <w:r>
-              <w:t>31000</w:t>
-            </w:r>
-            <w:r>
-              <w:t>*</w:t>
-            </w:r>
-          </w:p>
-        </w:tc>
-        <w:tc>
-          <w:tcPr>
-            <w:tcW w:w="1229" w:type="dxa"/>
-            <w:noWrap/>
-            <w:hideMark/>
-          </w:tcPr>
-          <w:p>
-            <w:r>
-              <w:t>0.512</w:t>
-            </w:r>
-          </w:p>
-        </w:tc>
-        <w:tc>
-          <w:tcPr>
-            <w:tcW w:w="1097" w:type="dxa"/>
-            <w:noWrap/>
-            <w:hideMark/>
-          </w:tcPr>
-          <w:p>
-            <w:r>
-              <w:t>4.1</w:t>
-            </w:r>
-          </w:p>
-        </w:tc>
-        <w:tc>
-          <w:tcPr>
-            <w:tcW w:w="1493" w:type="dxa"/>
-            <w:noWrap/>
-            <w:hideMark/>
-          </w:tcPr>
-          <w:p>
-            <w:r>
-              <w:t>125.25</w:t>
-            </w:r>
-          </w:p>
-        </w:tc>
-        <w:tc>
-          <w:tcPr>
-            <w:tcW w:w="1229" w:type="dxa"/>
-            <w:noWrap/>
-            <w:hideMark/>
-          </w:tcPr>
-          <w:p>
-            <w:r>
-              <w:t>152.1</w:t>
-            </w:r>
-          </w:p>
-        </w:tc>
-        <w:tc>
-          <w:tcPr>
-            <w:tcW w:w="1463" w:type="dxa"/>
-            <w:noWrap/>
-            <w:hideMark/>
-          </w:tcPr>
-          <w:p>
-            <w:r>
-              <w:t>-130.1</w:t>
-            </w:r>
-          </w:p>
-        </w:tc>
-        <w:tc>
-          <w:tcPr>
-            <w:tcW w:w="1317" w:type="dxa"/>
-            <w:noWrap/>
-            <w:hideMark/>
-          </w:tcPr>
-          <w:p>
-            <w:r>
-              <w:t>1367</w:t>
-            </w:r>
-          </w:p>
-        </w:tc>
-      </w:tr>
-      <w:tr>
-        <w:trPr>
-          <w:trHeight w:val="300"/>
-        </w:trPr>
-        <w:tc>
-          <w:tcPr>
-            <w:tcW w:w="535" w:type="dxa"/>
-            <w:noWrap/>
-            <w:hideMark/>
-          </w:tcPr>
-          <w:p>
-            <w:r>
-              <w:t>7</w:t>
-            </w:r>
-          </w:p>
-        </w:tc>
-        <w:tc>
-          <w:tcPr>
-            <w:tcW w:w="987" w:type="dxa"/>
+            <w:tcW w:w="540" w:type="dxa"/>
+            <w:noWrap/>
+            <w:hideMark/>
+          </w:tcPr>
+          <w:p>
+            <w:r>
+              <w:t>12</w:t>
+            </w:r>
+          </w:p>
+        </w:tc>
+        <w:tc>
+          <w:tcPr>
+            <w:tcW w:w="1080" w:type="dxa"/>
             <w:noWrap/>
             <w:hideMark/>
           </w:tcPr>
@@ -1615,233 +1982,31 @@
         </w:tc>
         <w:tc>
           <w:tcPr>
-            <w:tcW w:w="1229" w:type="dxa"/>
-            <w:noWrap/>
-            <w:hideMark/>
-          </w:tcPr>
-          <w:p>
-            <w:r>
-              <w:t>0.128</w:t>
-            </w:r>
-          </w:p>
-        </w:tc>
-        <w:tc>
-          <w:tcPr>
-            <w:tcW w:w="1097" w:type="dxa"/>
-            <w:noWrap/>
-            <w:hideMark/>
-          </w:tcPr>
-          <w:p>
-            <w:r>
-              <w:t>1.02</w:t>
-            </w:r>
-          </w:p>
-        </w:tc>
-        <w:tc>
-          <w:tcPr>
-            <w:tcW w:w="1493" w:type="dxa"/>
-            <w:noWrap/>
-            <w:hideMark/>
-          </w:tcPr>
-          <w:p>
-            <w:r>
-              <w:t>125.25</w:t>
-            </w:r>
-          </w:p>
-        </w:tc>
-        <w:tc>
-          <w:tcPr>
-            <w:tcW w:w="1229" w:type="dxa"/>
-            <w:noWrap/>
-            <w:hideMark/>
-          </w:tcPr>
-          <w:p>
-            <w:r>
-              <w:t>146</w:t>
-            </w:r>
-          </w:p>
-        </w:tc>
-        <w:tc>
-          <w:tcPr>
-            <w:tcW w:w="1463" w:type="dxa"/>
-            <w:noWrap/>
-            <w:hideMark/>
-          </w:tcPr>
-          <w:p>
-            <w:r>
-              <w:t>-124</w:t>
-            </w:r>
-          </w:p>
-        </w:tc>
-        <w:tc>
-          <w:tcPr>
-            <w:tcW w:w="1317" w:type="dxa"/>
-            <w:noWrap/>
-            <w:hideMark/>
-          </w:tcPr>
-          <w:p>
-            <w:r>
-              <w:t>5468</w:t>
-            </w:r>
-          </w:p>
-        </w:tc>
-      </w:tr>
-      <w:tr>
-        <w:trPr>
-          <w:trHeight w:val="300"/>
-        </w:trPr>
-        <w:tc>
-          <w:tcPr>
-            <w:tcW w:w="535" w:type="dxa"/>
-            <w:noWrap/>
-            <w:hideMark/>
-          </w:tcPr>
-          <w:p>
-            <w:r>
-              <w:t>7</w:t>
-            </w:r>
-          </w:p>
-        </w:tc>
-        <w:tc>
-          <w:tcPr>
-            <w:tcW w:w="987" w:type="dxa"/>
-            <w:noWrap/>
-            <w:hideMark/>
-          </w:tcPr>
-          <w:p>
-            <w:r>
-              <w:t>500000</w:t>
-            </w:r>
-          </w:p>
-        </w:tc>
-        <w:tc>
-          <w:tcPr>
-            <w:tcW w:w="1229" w:type="dxa"/>
-            <w:noWrap/>
-            <w:hideMark/>
-          </w:tcPr>
-          <w:p>
-            <w:r>
-              <w:t>0.032</w:t>
-            </w:r>
-          </w:p>
-        </w:tc>
-        <w:tc>
-          <w:tcPr>
-            <w:tcW w:w="1097" w:type="dxa"/>
-            <w:noWrap/>
-            <w:hideMark/>
-          </w:tcPr>
-          <w:p>
-            <w:r>
-              <w:t>0.26</w:t>
-            </w:r>
-          </w:p>
-        </w:tc>
-        <w:tc>
-          <w:tcPr>
-            <w:tcW w:w="1493" w:type="dxa"/>
-            <w:noWrap/>
-            <w:hideMark/>
-          </w:tcPr>
-          <w:p>
-            <w:r>
-              <w:t>125.25</w:t>
-            </w:r>
-          </w:p>
-        </w:tc>
-        <w:tc>
-          <w:tcPr>
-            <w:tcW w:w="1229" w:type="dxa"/>
-            <w:noWrap/>
-            <w:hideMark/>
-          </w:tcPr>
-          <w:p>
-            <w:r>
-              <w:t>138</w:t>
-            </w:r>
-          </w:p>
-        </w:tc>
-        <w:tc>
-          <w:tcPr>
-            <w:tcW w:w="1463" w:type="dxa"/>
-            <w:noWrap/>
-            <w:hideMark/>
-          </w:tcPr>
-          <w:p>
-            <w:r>
-              <w:t>-116</w:t>
-            </w:r>
-          </w:p>
-        </w:tc>
-        <w:tc>
-          <w:tcPr>
-            <w:tcW w:w="1317" w:type="dxa"/>
-            <w:noWrap/>
-            <w:hideMark/>
-          </w:tcPr>
-          <w:p>
-            <w:r>
-              <w:t>21875</w:t>
-            </w:r>
-          </w:p>
-        </w:tc>
-      </w:tr>
-      <w:tr>
-        <w:trPr>
-          <w:trHeight w:val="300"/>
-        </w:trPr>
-        <w:tc>
-          <w:tcPr>
-            <w:tcW w:w="535" w:type="dxa"/>
-            <w:noWrap/>
-            <w:hideMark/>
-          </w:tcPr>
-          <w:p>
-            <w:r>
-              <w:t>12</w:t>
-            </w:r>
-          </w:p>
-        </w:tc>
-        <w:tc>
-          <w:tcPr>
-            <w:tcW w:w="987" w:type="dxa"/>
-            <w:noWrap/>
-            <w:hideMark/>
-          </w:tcPr>
-          <w:p>
-            <w:r>
-              <w:t>10400</w:t>
-            </w:r>
-          </w:p>
-        </w:tc>
-        <w:tc>
-          <w:tcPr>
-            <w:tcW w:w="1229" w:type="dxa"/>
-            <w:noWrap/>
-            <w:hideMark/>
-          </w:tcPr>
-          <w:p>
-            <w:r>
-              <w:t>27.62</w:t>
-            </w:r>
-          </w:p>
-        </w:tc>
-        <w:tc>
-          <w:tcPr>
-            <w:tcW w:w="1097" w:type="dxa"/>
-            <w:noWrap/>
-            <w:hideMark/>
-          </w:tcPr>
-          <w:p>
-            <w:r>
-              <w:t>393.2</w:t>
-            </w:r>
-          </w:p>
-        </w:tc>
-        <w:tc>
-          <w:tcPr>
-            <w:tcW w:w="1493" w:type="dxa"/>
+            <w:tcW w:w="1080" w:type="dxa"/>
+            <w:noWrap/>
+            <w:hideMark/>
+          </w:tcPr>
+          <w:p>
+            <w:r>
+              <w:t>2.3</w:t>
+            </w:r>
+          </w:p>
+        </w:tc>
+        <w:tc>
+          <w:tcPr>
+            <w:tcW w:w="990" w:type="dxa"/>
+            <w:noWrap/>
+            <w:hideMark/>
+          </w:tcPr>
+          <w:p>
+            <w:r>
+              <w:t>32.77</w:t>
+            </w:r>
+          </w:p>
+        </w:tc>
+        <w:tc>
+          <w:tcPr>
+            <w:tcW w:w="990" w:type="dxa"/>
             <w:noWrap/>
             <w:hideMark/>
           </w:tcPr>
@@ -1853,37 +2018,53 @@
         </w:tc>
         <w:tc>
           <w:tcPr>
-            <w:tcW w:w="1229" w:type="dxa"/>
-            <w:noWrap/>
-            <w:hideMark/>
-          </w:tcPr>
-          <w:p>
-            <w:r>
-              <w:t>169.3</w:t>
-            </w:r>
-          </w:p>
-        </w:tc>
-        <w:tc>
-          <w:tcPr>
-            <w:tcW w:w="1463" w:type="dxa"/>
-            <w:noWrap/>
-            <w:hideMark/>
-          </w:tcPr>
-          <w:p>
-            <w:r>
-              <w:t>-147.3</w:t>
-            </w:r>
-          </w:p>
-        </w:tc>
-        <w:tc>
-          <w:tcPr>
-            <w:tcW w:w="1317" w:type="dxa"/>
-            <w:noWrap/>
-            <w:hideMark/>
-          </w:tcPr>
-          <w:p>
-            <w:r>
-              <w:t>24.4</w:t>
+            <w:tcW w:w="990" w:type="dxa"/>
+            <w:noWrap/>
+            <w:hideMark/>
+          </w:tcPr>
+          <w:p>
+            <w:r>
+              <w:t>158.5</w:t>
+            </w:r>
+          </w:p>
+        </w:tc>
+        <w:tc>
+          <w:tcPr>
+            <w:tcW w:w="1260" w:type="dxa"/>
+            <w:noWrap/>
+            <w:hideMark/>
+          </w:tcPr>
+          <w:p>
+            <w:r>
+              <w:t>-136.5</w:t>
+            </w:r>
+          </w:p>
+        </w:tc>
+        <w:tc>
+          <w:tcPr>
+            <w:tcW w:w="1350" w:type="dxa"/>
+          </w:tcPr>
+          <w:p>
+            <w:r>
+              <w:t>-122.8</w:t>
+            </w:r>
+          </w:p>
+        </w:tc>
+        <w:tc>
+          <w:tcPr>
+            <w:tcW w:w="1350" w:type="dxa"/>
+          </w:tcPr>
+          <w:p/>
+        </w:tc>
+        <w:tc>
+          <w:tcPr>
+            <w:tcW w:w="1710" w:type="dxa"/>
+            <w:noWrap/>
+            <w:hideMark/>
+          </w:tcPr>
+          <w:p>
+            <w:r>
+              <w:t>292.96</w:t>
             </w:r>
           </w:p>
         </w:tc>
@@ -1894,7 +2075,7 @@
         </w:trPr>
         <w:tc>
           <w:tcPr>
-            <w:tcW w:w="535" w:type="dxa"/>
+            <w:tcW w:w="540" w:type="dxa"/>
             <w:noWrap/>
             <w:hideMark/>
           </w:tcPr>
@@ -1906,43 +2087,43 @@
         </w:tc>
         <w:tc>
           <w:tcPr>
-            <w:tcW w:w="987" w:type="dxa"/>
-            <w:noWrap/>
-            <w:hideMark/>
-          </w:tcPr>
-          <w:p>
-            <w:r>
-              <w:t>125000</w:t>
-            </w:r>
-          </w:p>
-        </w:tc>
-        <w:tc>
-          <w:tcPr>
-            <w:tcW w:w="1229" w:type="dxa"/>
-            <w:noWrap/>
-            <w:hideMark/>
-          </w:tcPr>
-          <w:p>
-            <w:r>
-              <w:t>2.3</w:t>
-            </w:r>
-          </w:p>
-        </w:tc>
-        <w:tc>
-          <w:tcPr>
-            <w:tcW w:w="1097" w:type="dxa"/>
-            <w:noWrap/>
-            <w:hideMark/>
-          </w:tcPr>
-          <w:p>
-            <w:r>
-              <w:t>32.77</w:t>
-            </w:r>
-          </w:p>
-        </w:tc>
-        <w:tc>
-          <w:tcPr>
-            <w:tcW w:w="1493" w:type="dxa"/>
+            <w:tcW w:w="1080" w:type="dxa"/>
+            <w:noWrap/>
+            <w:hideMark/>
+          </w:tcPr>
+          <w:p>
+            <w:r>
+              <w:t>500000</w:t>
+            </w:r>
+          </w:p>
+        </w:tc>
+        <w:tc>
+          <w:tcPr>
+            <w:tcW w:w="1080" w:type="dxa"/>
+            <w:noWrap/>
+            <w:hideMark/>
+          </w:tcPr>
+          <w:p>
+            <w:r>
+              <w:t>0.575</w:t>
+            </w:r>
+          </w:p>
+        </w:tc>
+        <w:tc>
+          <w:tcPr>
+            <w:tcW w:w="990" w:type="dxa"/>
+            <w:noWrap/>
+            <w:hideMark/>
+          </w:tcPr>
+          <w:p>
+            <w:r>
+              <w:t>8.19</w:t>
+            </w:r>
+          </w:p>
+        </w:tc>
+        <w:tc>
+          <w:tcPr>
+            <w:tcW w:w="990" w:type="dxa"/>
             <w:noWrap/>
             <w:hideMark/>
           </w:tcPr>
@@ -1954,108 +2135,7 @@
         </w:tc>
         <w:tc>
           <w:tcPr>
-            <w:tcW w:w="1229" w:type="dxa"/>
-            <w:noWrap/>
-            <w:hideMark/>
-          </w:tcPr>
-          <w:p>
-            <w:r>
-              <w:t>158.5</w:t>
-            </w:r>
-          </w:p>
-        </w:tc>
-        <w:tc>
-          <w:tcPr>
-            <w:tcW w:w="1463" w:type="dxa"/>
-            <w:noWrap/>
-            <w:hideMark/>
-          </w:tcPr>
-          <w:p>
-            <w:r>
-              <w:t>-136.5</w:t>
-            </w:r>
-          </w:p>
-        </w:tc>
-        <w:tc>
-          <w:tcPr>
-            <w:tcW w:w="1317" w:type="dxa"/>
-            <w:noWrap/>
-            <w:hideMark/>
-          </w:tcPr>
-          <w:p>
-            <w:r>
-              <w:t>292.96</w:t>
-            </w:r>
-          </w:p>
-        </w:tc>
-      </w:tr>
-      <w:tr>
-        <w:trPr>
-          <w:trHeight w:val="315"/>
-        </w:trPr>
-        <w:tc>
-          <w:tcPr>
-            <w:tcW w:w="535" w:type="dxa"/>
-            <w:noWrap/>
-            <w:hideMark/>
-          </w:tcPr>
-          <w:p>
-            <w:r>
-              <w:t>12</w:t>
-            </w:r>
-          </w:p>
-        </w:tc>
-        <w:tc>
-          <w:tcPr>
-            <w:tcW w:w="987" w:type="dxa"/>
-            <w:noWrap/>
-            <w:hideMark/>
-          </w:tcPr>
-          <w:p>
-            <w:r>
-              <w:t>500000</w:t>
-            </w:r>
-          </w:p>
-        </w:tc>
-        <w:tc>
-          <w:tcPr>
-            <w:tcW w:w="1229" w:type="dxa"/>
-            <w:noWrap/>
-            <w:hideMark/>
-          </w:tcPr>
-          <w:p>
-            <w:r>
-              <w:t>0.575</w:t>
-            </w:r>
-          </w:p>
-        </w:tc>
-        <w:tc>
-          <w:tcPr>
-            <w:tcW w:w="1097" w:type="dxa"/>
-            <w:noWrap/>
-            <w:hideMark/>
-          </w:tcPr>
-          <w:p>
-            <w:r>
-              <w:t>8.19</w:t>
-            </w:r>
-          </w:p>
-        </w:tc>
-        <w:tc>
-          <w:tcPr>
-            <w:tcW w:w="1493" w:type="dxa"/>
-            <w:noWrap/>
-            <w:hideMark/>
-          </w:tcPr>
-          <w:p>
-            <w:r>
-              <w:t>70.25</w:t>
-            </w:r>
-          </w:p>
-        </w:tc>
-        <w:tc>
-          <w:tcPr>
-            <w:tcW w:w="1229" w:type="dxa"/>
+            <w:tcW w:w="990" w:type="dxa"/>
             <w:noWrap/>
             <w:hideMark/>
           </w:tcPr>
@@ -2067,7 +2147,7 @@
         </w:tc>
         <w:tc>
           <w:tcPr>
-            <w:tcW w:w="1463" w:type="dxa"/>
+            <w:tcW w:w="1260" w:type="dxa"/>
             <w:noWrap/>
             <w:hideMark/>
           </w:tcPr>
@@ -2079,7 +2159,23 @@
         </w:tc>
         <w:tc>
           <w:tcPr>
-            <w:tcW w:w="1317" w:type="dxa"/>
+            <w:tcW w:w="1350" w:type="dxa"/>
+          </w:tcPr>
+          <w:p>
+            <w:r>
+              <w:t>-116.8</w:t>
+            </w:r>
+          </w:p>
+        </w:tc>
+        <w:tc>
+          <w:tcPr>
+            <w:tcW w:w="1350" w:type="dxa"/>
+          </w:tcPr>
+          <w:p/>
+        </w:tc>
+        <w:tc>
+          <w:tcPr>
+            <w:tcW w:w="1710" w:type="dxa"/>
             <w:noWrap/>
             <w:hideMark/>
           </w:tcPr>
@@ -2093,10 +2189,13 @@
     </w:tbl>
     <w:p>
       <w:r>
-        <w:t xml:space="preserve">Note* </w:t>
-      </w:r>
-      <w:r>
-        <w:t xml:space="preserve">only reference points to find a similar DR as SF12 and 500kHz configuration. </w:t>
+        <w:t>Note</w:t>
+      </w:r>
+      <w:r>
+        <w:t>: with 50B payload (~450 bits with overhead)</w:t>
+      </w:r>
+      <w:r>
+        <w:t xml:space="preserve">. </w:t>
       </w:r>
     </w:p>
     <w:p>
@@ -2175,12 +2274,12 @@
     </w:p>
     <w:p>
       <w:r>
-        <w:lastRenderedPageBreak/>
         <w:t>Max Tx 22dBm</w:t>
       </w:r>
     </w:p>
     <w:p>
       <w:r>
+        <w:lastRenderedPageBreak/>
         <w:t>Freq range 150MHz – 960MHz</w:t>
       </w:r>
     </w:p>

--- a/Work notes - Quantitative Evaluation of LoRa RF Resiliency.docx
+++ b/Work notes - Quantitative Evaluation of LoRa RF Resiliency.docx
@@ -1142,17 +1142,19 @@
       <w:tblPr>
         <w:tblStyle w:val="TableGrid"/>
         <w:tblW w:w="0" w:type="auto"/>
+        <w:tblInd w:w="-995" w:type="dxa"/>
         <w:tblLook w:val="04A0" w:firstRow="1" w:lastRow="0" w:firstColumn="1" w:lastColumn="0" w:noHBand="0" w:noVBand="1"/>
       </w:tblPr>
       <w:tblGrid>
-        <w:gridCol w:w="535"/>
-        <w:gridCol w:w="987"/>
-        <w:gridCol w:w="1229"/>
-        <w:gridCol w:w="1097"/>
-        <w:gridCol w:w="1493"/>
-        <w:gridCol w:w="1229"/>
-        <w:gridCol w:w="1463"/>
-        <w:gridCol w:w="1317"/>
+        <w:gridCol w:w="538"/>
+        <w:gridCol w:w="1171"/>
+        <w:gridCol w:w="991"/>
+        <w:gridCol w:w="1080"/>
+        <w:gridCol w:w="1440"/>
+        <w:gridCol w:w="1080"/>
+        <w:gridCol w:w="1440"/>
+        <w:gridCol w:w="1440"/>
+        <w:gridCol w:w="1165"/>
       </w:tblGrid>
       <w:tr>
         <w:trPr>
@@ -1160,7 +1162,7 @@
         </w:trPr>
         <w:tc>
           <w:tcPr>
-            <w:tcW w:w="535" w:type="dxa"/>
+            <w:tcW w:w="538" w:type="dxa"/>
             <w:noWrap/>
             <w:hideMark/>
           </w:tcPr>
@@ -1172,7 +1174,7 @@
         </w:tc>
         <w:tc>
           <w:tcPr>
-            <w:tcW w:w="987" w:type="dxa"/>
+            <w:tcW w:w="1171" w:type="dxa"/>
             <w:noWrap/>
             <w:hideMark/>
           </w:tcPr>
@@ -1184,7 +1186,7 @@
         </w:tc>
         <w:tc>
           <w:tcPr>
-            <w:tcW w:w="1229" w:type="dxa"/>
+            <w:tcW w:w="991" w:type="dxa"/>
             <w:noWrap/>
             <w:hideMark/>
           </w:tcPr>
@@ -1196,7 +1198,7 @@
         </w:tc>
         <w:tc>
           <w:tcPr>
-            <w:tcW w:w="1097" w:type="dxa"/>
+            <w:tcW w:w="1080" w:type="dxa"/>
             <w:noWrap/>
             <w:hideMark/>
           </w:tcPr>
@@ -1221,7 +1223,7 @@
         </w:tc>
         <w:tc>
           <w:tcPr>
-            <w:tcW w:w="1493" w:type="dxa"/>
+            <w:tcW w:w="1440" w:type="dxa"/>
             <w:noWrap/>
             <w:hideMark/>
           </w:tcPr>
@@ -1241,7 +1243,7 @@
         </w:tc>
         <w:tc>
           <w:tcPr>
-            <w:tcW w:w="1229" w:type="dxa"/>
+            <w:tcW w:w="1080" w:type="dxa"/>
             <w:noWrap/>
             <w:hideMark/>
           </w:tcPr>
@@ -1253,7 +1255,7 @@
         </w:tc>
         <w:tc>
           <w:tcPr>
-            <w:tcW w:w="1463" w:type="dxa"/>
+            <w:tcW w:w="1440" w:type="dxa"/>
             <w:noWrap/>
             <w:hideMark/>
           </w:tcPr>
@@ -1265,7 +1267,17 @@
         </w:tc>
         <w:tc>
           <w:tcPr>
-            <w:tcW w:w="1317" w:type="dxa"/>
+            <w:tcW w:w="1440" w:type="dxa"/>
+          </w:tcPr>
+          <w:p>
+            <w:r>
+              <w:t>Thermal noise est</w:t>
+            </w:r>
+          </w:p>
+        </w:tc>
+        <w:tc>
+          <w:tcPr>
+            <w:tcW w:w="1165" w:type="dxa"/>
             <w:noWrap/>
             <w:hideMark/>
           </w:tcPr>
@@ -1282,7 +1294,7 @@
         </w:trPr>
         <w:tc>
           <w:tcPr>
-            <w:tcW w:w="535" w:type="dxa"/>
+            <w:tcW w:w="538" w:type="dxa"/>
             <w:noWrap/>
             <w:hideMark/>
           </w:tcPr>
@@ -1294,7 +1306,7 @@
         </w:tc>
         <w:tc>
           <w:tcPr>
-            <w:tcW w:w="987" w:type="dxa"/>
+            <w:tcW w:w="1171" w:type="dxa"/>
             <w:noWrap/>
             <w:hideMark/>
           </w:tcPr>
@@ -1306,7 +1318,7 @@
         </w:tc>
         <w:tc>
           <w:tcPr>
-            <w:tcW w:w="1229" w:type="dxa"/>
+            <w:tcW w:w="991" w:type="dxa"/>
             <w:noWrap/>
             <w:hideMark/>
           </w:tcPr>
@@ -1318,7 +1330,7 @@
         </w:tc>
         <w:tc>
           <w:tcPr>
-            <w:tcW w:w="1097" w:type="dxa"/>
+            <w:tcW w:w="1080" w:type="dxa"/>
             <w:noWrap/>
             <w:hideMark/>
           </w:tcPr>
@@ -1330,7 +1342,7 @@
         </w:tc>
         <w:tc>
           <w:tcPr>
-            <w:tcW w:w="1493" w:type="dxa"/>
+            <w:tcW w:w="1440" w:type="dxa"/>
             <w:noWrap/>
             <w:hideMark/>
           </w:tcPr>
@@ -1342,7 +1354,7 @@
         </w:tc>
         <w:tc>
           <w:tcPr>
-            <w:tcW w:w="1229" w:type="dxa"/>
+            <w:tcW w:w="1080" w:type="dxa"/>
             <w:noWrap/>
             <w:hideMark/>
           </w:tcPr>
@@ -1354,7 +1366,7 @@
         </w:tc>
         <w:tc>
           <w:tcPr>
-            <w:tcW w:w="1463" w:type="dxa"/>
+            <w:tcW w:w="1440" w:type="dxa"/>
             <w:noWrap/>
             <w:hideMark/>
           </w:tcPr>
@@ -1366,7 +1378,13 @@
         </w:tc>
         <w:tc>
           <w:tcPr>
-            <w:tcW w:w="1317" w:type="dxa"/>
+            <w:tcW w:w="1440" w:type="dxa"/>
+          </w:tcPr>
+          <w:p/>
+        </w:tc>
+        <w:tc>
+          <w:tcPr>
+            <w:tcW w:w="1165" w:type="dxa"/>
             <w:noWrap/>
             <w:hideMark/>
           </w:tcPr>
@@ -1383,7 +1401,7 @@
         </w:trPr>
         <w:tc>
           <w:tcPr>
-            <w:tcW w:w="535" w:type="dxa"/>
+            <w:tcW w:w="538" w:type="dxa"/>
             <w:noWrap/>
             <w:hideMark/>
           </w:tcPr>
@@ -1395,7 +1413,7 @@
         </w:tc>
         <w:tc>
           <w:tcPr>
-            <w:tcW w:w="987" w:type="dxa"/>
+            <w:tcW w:w="1171" w:type="dxa"/>
             <w:noWrap/>
             <w:hideMark/>
           </w:tcPr>
@@ -1410,7 +1428,7 @@
         </w:tc>
         <w:tc>
           <w:tcPr>
-            <w:tcW w:w="1229" w:type="dxa"/>
+            <w:tcW w:w="991" w:type="dxa"/>
             <w:noWrap/>
             <w:hideMark/>
           </w:tcPr>
@@ -1422,7 +1440,7 @@
         </w:tc>
         <w:tc>
           <w:tcPr>
-            <w:tcW w:w="1097" w:type="dxa"/>
+            <w:tcW w:w="1080" w:type="dxa"/>
             <w:noWrap/>
             <w:hideMark/>
           </w:tcPr>
@@ -1434,7 +1452,7 @@
         </w:tc>
         <w:tc>
           <w:tcPr>
-            <w:tcW w:w="1493" w:type="dxa"/>
+            <w:tcW w:w="1440" w:type="dxa"/>
             <w:noWrap/>
             <w:hideMark/>
           </w:tcPr>
@@ -1446,7 +1464,7 @@
         </w:tc>
         <w:tc>
           <w:tcPr>
-            <w:tcW w:w="1229" w:type="dxa"/>
+            <w:tcW w:w="1080" w:type="dxa"/>
             <w:noWrap/>
             <w:hideMark/>
           </w:tcPr>
@@ -1458,7 +1476,7 @@
         </w:tc>
         <w:tc>
           <w:tcPr>
-            <w:tcW w:w="1463" w:type="dxa"/>
+            <w:tcW w:w="1440" w:type="dxa"/>
             <w:noWrap/>
             <w:hideMark/>
           </w:tcPr>
@@ -1470,7 +1488,13 @@
         </w:tc>
         <w:tc>
           <w:tcPr>
-            <w:tcW w:w="1317" w:type="dxa"/>
+            <w:tcW w:w="1440" w:type="dxa"/>
+          </w:tcPr>
+          <w:p/>
+        </w:tc>
+        <w:tc>
+          <w:tcPr>
+            <w:tcW w:w="1165" w:type="dxa"/>
             <w:noWrap/>
             <w:hideMark/>
           </w:tcPr>
@@ -1487,7 +1511,7 @@
         </w:trPr>
         <w:tc>
           <w:tcPr>
-            <w:tcW w:w="535" w:type="dxa"/>
+            <w:tcW w:w="538" w:type="dxa"/>
             <w:noWrap/>
             <w:hideMark/>
           </w:tcPr>
@@ -1499,7 +1523,7 @@
         </w:tc>
         <w:tc>
           <w:tcPr>
-            <w:tcW w:w="987" w:type="dxa"/>
+            <w:tcW w:w="1171" w:type="dxa"/>
             <w:noWrap/>
             <w:hideMark/>
           </w:tcPr>
@@ -1514,7 +1538,7 @@
         </w:tc>
         <w:tc>
           <w:tcPr>
-            <w:tcW w:w="1229" w:type="dxa"/>
+            <w:tcW w:w="991" w:type="dxa"/>
             <w:noWrap/>
             <w:hideMark/>
           </w:tcPr>
@@ -1526,7 +1550,7 @@
         </w:tc>
         <w:tc>
           <w:tcPr>
-            <w:tcW w:w="1097" w:type="dxa"/>
+            <w:tcW w:w="1080" w:type="dxa"/>
             <w:noWrap/>
             <w:hideMark/>
           </w:tcPr>
@@ -1538,7 +1562,7 @@
         </w:tc>
         <w:tc>
           <w:tcPr>
-            <w:tcW w:w="1493" w:type="dxa"/>
+            <w:tcW w:w="1440" w:type="dxa"/>
             <w:noWrap/>
             <w:hideMark/>
           </w:tcPr>
@@ -1550,7 +1574,7 @@
         </w:tc>
         <w:tc>
           <w:tcPr>
-            <w:tcW w:w="1229" w:type="dxa"/>
+            <w:tcW w:w="1080" w:type="dxa"/>
             <w:noWrap/>
             <w:hideMark/>
           </w:tcPr>
@@ -1562,7 +1586,7 @@
         </w:tc>
         <w:tc>
           <w:tcPr>
-            <w:tcW w:w="1463" w:type="dxa"/>
+            <w:tcW w:w="1440" w:type="dxa"/>
             <w:noWrap/>
             <w:hideMark/>
           </w:tcPr>
@@ -1574,7 +1598,13 @@
         </w:tc>
         <w:tc>
           <w:tcPr>
-            <w:tcW w:w="1317" w:type="dxa"/>
+            <w:tcW w:w="1440" w:type="dxa"/>
+          </w:tcPr>
+          <w:p/>
+        </w:tc>
+        <w:tc>
+          <w:tcPr>
+            <w:tcW w:w="1165" w:type="dxa"/>
             <w:noWrap/>
             <w:hideMark/>
           </w:tcPr>
@@ -1591,7 +1621,7 @@
         </w:trPr>
         <w:tc>
           <w:tcPr>
-            <w:tcW w:w="535" w:type="dxa"/>
+            <w:tcW w:w="538" w:type="dxa"/>
             <w:noWrap/>
             <w:hideMark/>
           </w:tcPr>
@@ -1603,7 +1633,7 @@
         </w:tc>
         <w:tc>
           <w:tcPr>
-            <w:tcW w:w="987" w:type="dxa"/>
+            <w:tcW w:w="1171" w:type="dxa"/>
             <w:noWrap/>
             <w:hideMark/>
           </w:tcPr>
@@ -1615,7 +1645,7 @@
         </w:tc>
         <w:tc>
           <w:tcPr>
-            <w:tcW w:w="1229" w:type="dxa"/>
+            <w:tcW w:w="991" w:type="dxa"/>
             <w:noWrap/>
             <w:hideMark/>
           </w:tcPr>
@@ -1627,7 +1657,7 @@
         </w:tc>
         <w:tc>
           <w:tcPr>
-            <w:tcW w:w="1097" w:type="dxa"/>
+            <w:tcW w:w="1080" w:type="dxa"/>
             <w:noWrap/>
             <w:hideMark/>
           </w:tcPr>
@@ -1639,7 +1669,7 @@
         </w:tc>
         <w:tc>
           <w:tcPr>
-            <w:tcW w:w="1493" w:type="dxa"/>
+            <w:tcW w:w="1440" w:type="dxa"/>
             <w:noWrap/>
             <w:hideMark/>
           </w:tcPr>
@@ -1651,7 +1681,7 @@
         </w:tc>
         <w:tc>
           <w:tcPr>
-            <w:tcW w:w="1229" w:type="dxa"/>
+            <w:tcW w:w="1080" w:type="dxa"/>
             <w:noWrap/>
             <w:hideMark/>
           </w:tcPr>
@@ -1663,7 +1693,7 @@
         </w:tc>
         <w:tc>
           <w:tcPr>
-            <w:tcW w:w="1463" w:type="dxa"/>
+            <w:tcW w:w="1440" w:type="dxa"/>
             <w:noWrap/>
             <w:hideMark/>
           </w:tcPr>
@@ -1675,7 +1705,13 @@
         </w:tc>
         <w:tc>
           <w:tcPr>
-            <w:tcW w:w="1317" w:type="dxa"/>
+            <w:tcW w:w="1440" w:type="dxa"/>
+          </w:tcPr>
+          <w:p/>
+        </w:tc>
+        <w:tc>
+          <w:tcPr>
+            <w:tcW w:w="1165" w:type="dxa"/>
             <w:noWrap/>
             <w:hideMark/>
           </w:tcPr>
@@ -1692,7 +1728,7 @@
         </w:trPr>
         <w:tc>
           <w:tcPr>
-            <w:tcW w:w="535" w:type="dxa"/>
+            <w:tcW w:w="538" w:type="dxa"/>
             <w:noWrap/>
             <w:hideMark/>
           </w:tcPr>
@@ -1704,7 +1740,7 @@
         </w:tc>
         <w:tc>
           <w:tcPr>
-            <w:tcW w:w="987" w:type="dxa"/>
+            <w:tcW w:w="1171" w:type="dxa"/>
             <w:noWrap/>
             <w:hideMark/>
           </w:tcPr>
@@ -1716,7 +1752,7 @@
         </w:tc>
         <w:tc>
           <w:tcPr>
-            <w:tcW w:w="1229" w:type="dxa"/>
+            <w:tcW w:w="991" w:type="dxa"/>
             <w:noWrap/>
             <w:hideMark/>
           </w:tcPr>
@@ -1728,7 +1764,7 @@
         </w:tc>
         <w:tc>
           <w:tcPr>
-            <w:tcW w:w="1097" w:type="dxa"/>
+            <w:tcW w:w="1080" w:type="dxa"/>
             <w:noWrap/>
             <w:hideMark/>
           </w:tcPr>
@@ -1740,7 +1776,7 @@
         </w:tc>
         <w:tc>
           <w:tcPr>
-            <w:tcW w:w="1493" w:type="dxa"/>
+            <w:tcW w:w="1440" w:type="dxa"/>
             <w:noWrap/>
             <w:hideMark/>
           </w:tcPr>
@@ -1752,7 +1788,7 @@
         </w:tc>
         <w:tc>
           <w:tcPr>
-            <w:tcW w:w="1229" w:type="dxa"/>
+            <w:tcW w:w="1080" w:type="dxa"/>
             <w:noWrap/>
             <w:hideMark/>
           </w:tcPr>
@@ -1764,7 +1800,7 @@
         </w:tc>
         <w:tc>
           <w:tcPr>
-            <w:tcW w:w="1463" w:type="dxa"/>
+            <w:tcW w:w="1440" w:type="dxa"/>
             <w:noWrap/>
             <w:hideMark/>
           </w:tcPr>
@@ -1776,7 +1812,13 @@
         </w:tc>
         <w:tc>
           <w:tcPr>
-            <w:tcW w:w="1317" w:type="dxa"/>
+            <w:tcW w:w="1440" w:type="dxa"/>
+          </w:tcPr>
+          <w:p/>
+        </w:tc>
+        <w:tc>
+          <w:tcPr>
+            <w:tcW w:w="1165" w:type="dxa"/>
             <w:noWrap/>
             <w:hideMark/>
           </w:tcPr>
@@ -1793,7 +1835,7 @@
         </w:trPr>
         <w:tc>
           <w:tcPr>
-            <w:tcW w:w="535" w:type="dxa"/>
+            <w:tcW w:w="538" w:type="dxa"/>
             <w:noWrap/>
             <w:hideMark/>
           </w:tcPr>
@@ -1805,7 +1847,7 @@
         </w:tc>
         <w:tc>
           <w:tcPr>
-            <w:tcW w:w="987" w:type="dxa"/>
+            <w:tcW w:w="1171" w:type="dxa"/>
             <w:noWrap/>
             <w:hideMark/>
           </w:tcPr>
@@ -1817,7 +1859,7 @@
         </w:tc>
         <w:tc>
           <w:tcPr>
-            <w:tcW w:w="1229" w:type="dxa"/>
+            <w:tcW w:w="991" w:type="dxa"/>
             <w:noWrap/>
             <w:hideMark/>
           </w:tcPr>
@@ -1829,7 +1871,7 @@
         </w:tc>
         <w:tc>
           <w:tcPr>
-            <w:tcW w:w="1097" w:type="dxa"/>
+            <w:tcW w:w="1080" w:type="dxa"/>
             <w:noWrap/>
             <w:hideMark/>
           </w:tcPr>
@@ -1841,7 +1883,7 @@
         </w:tc>
         <w:tc>
           <w:tcPr>
-            <w:tcW w:w="1493" w:type="dxa"/>
+            <w:tcW w:w="1440" w:type="dxa"/>
             <w:noWrap/>
             <w:hideMark/>
           </w:tcPr>
@@ -1853,7 +1895,7 @@
         </w:tc>
         <w:tc>
           <w:tcPr>
-            <w:tcW w:w="1229" w:type="dxa"/>
+            <w:tcW w:w="1080" w:type="dxa"/>
             <w:noWrap/>
             <w:hideMark/>
           </w:tcPr>
@@ -1865,7 +1907,7 @@
         </w:tc>
         <w:tc>
           <w:tcPr>
-            <w:tcW w:w="1463" w:type="dxa"/>
+            <w:tcW w:w="1440" w:type="dxa"/>
             <w:noWrap/>
             <w:hideMark/>
           </w:tcPr>
@@ -1877,7 +1919,13 @@
         </w:tc>
         <w:tc>
           <w:tcPr>
-            <w:tcW w:w="1317" w:type="dxa"/>
+            <w:tcW w:w="1440" w:type="dxa"/>
+          </w:tcPr>
+          <w:p/>
+        </w:tc>
+        <w:tc>
+          <w:tcPr>
+            <w:tcW w:w="1165" w:type="dxa"/>
             <w:noWrap/>
             <w:hideMark/>
           </w:tcPr>
@@ -1894,7 +1942,7 @@
         </w:trPr>
         <w:tc>
           <w:tcPr>
-            <w:tcW w:w="535" w:type="dxa"/>
+            <w:tcW w:w="538" w:type="dxa"/>
             <w:noWrap/>
             <w:hideMark/>
           </w:tcPr>
@@ -1906,7 +1954,7 @@
         </w:tc>
         <w:tc>
           <w:tcPr>
-            <w:tcW w:w="987" w:type="dxa"/>
+            <w:tcW w:w="1171" w:type="dxa"/>
             <w:noWrap/>
             <w:hideMark/>
           </w:tcPr>
@@ -1918,7 +1966,7 @@
         </w:tc>
         <w:tc>
           <w:tcPr>
-            <w:tcW w:w="1229" w:type="dxa"/>
+            <w:tcW w:w="991" w:type="dxa"/>
             <w:noWrap/>
             <w:hideMark/>
           </w:tcPr>
@@ -1930,7 +1978,7 @@
         </w:tc>
         <w:tc>
           <w:tcPr>
-            <w:tcW w:w="1097" w:type="dxa"/>
+            <w:tcW w:w="1080" w:type="dxa"/>
             <w:noWrap/>
             <w:hideMark/>
           </w:tcPr>
@@ -1942,7 +1990,7 @@
         </w:tc>
         <w:tc>
           <w:tcPr>
-            <w:tcW w:w="1493" w:type="dxa"/>
+            <w:tcW w:w="1440" w:type="dxa"/>
             <w:noWrap/>
             <w:hideMark/>
           </w:tcPr>
@@ -1954,7 +2002,7 @@
         </w:tc>
         <w:tc>
           <w:tcPr>
-            <w:tcW w:w="1229" w:type="dxa"/>
+            <w:tcW w:w="1080" w:type="dxa"/>
             <w:noWrap/>
             <w:hideMark/>
           </w:tcPr>
@@ -1966,7 +2014,7 @@
         </w:tc>
         <w:tc>
           <w:tcPr>
-            <w:tcW w:w="1463" w:type="dxa"/>
+            <w:tcW w:w="1440" w:type="dxa"/>
             <w:noWrap/>
             <w:hideMark/>
           </w:tcPr>
@@ -1978,7 +2026,13 @@
         </w:tc>
         <w:tc>
           <w:tcPr>
-            <w:tcW w:w="1317" w:type="dxa"/>
+            <w:tcW w:w="1440" w:type="dxa"/>
+          </w:tcPr>
+          <w:p/>
+        </w:tc>
+        <w:tc>
+          <w:tcPr>
+            <w:tcW w:w="1165" w:type="dxa"/>
             <w:noWrap/>
             <w:hideMark/>
           </w:tcPr>
@@ -1995,7 +2049,7 @@
         </w:trPr>
         <w:tc>
           <w:tcPr>
-            <w:tcW w:w="535" w:type="dxa"/>
+            <w:tcW w:w="538" w:type="dxa"/>
             <w:noWrap/>
             <w:hideMark/>
           </w:tcPr>
@@ -2007,7 +2061,7 @@
         </w:tc>
         <w:tc>
           <w:tcPr>
-            <w:tcW w:w="987" w:type="dxa"/>
+            <w:tcW w:w="1171" w:type="dxa"/>
             <w:noWrap/>
             <w:hideMark/>
           </w:tcPr>
@@ -2019,7 +2073,7 @@
         </w:tc>
         <w:tc>
           <w:tcPr>
-            <w:tcW w:w="1229" w:type="dxa"/>
+            <w:tcW w:w="991" w:type="dxa"/>
             <w:noWrap/>
             <w:hideMark/>
           </w:tcPr>
@@ -2031,7 +2085,7 @@
         </w:tc>
         <w:tc>
           <w:tcPr>
-            <w:tcW w:w="1097" w:type="dxa"/>
+            <w:tcW w:w="1080" w:type="dxa"/>
             <w:noWrap/>
             <w:hideMark/>
           </w:tcPr>
@@ -2043,7 +2097,7 @@
         </w:tc>
         <w:tc>
           <w:tcPr>
-            <w:tcW w:w="1493" w:type="dxa"/>
+            <w:tcW w:w="1440" w:type="dxa"/>
             <w:noWrap/>
             <w:hideMark/>
           </w:tcPr>
@@ -2055,7 +2109,7 @@
         </w:tc>
         <w:tc>
           <w:tcPr>
-            <w:tcW w:w="1229" w:type="dxa"/>
+            <w:tcW w:w="1080" w:type="dxa"/>
             <w:noWrap/>
             <w:hideMark/>
           </w:tcPr>
@@ -2067,7 +2121,7 @@
         </w:tc>
         <w:tc>
           <w:tcPr>
-            <w:tcW w:w="1463" w:type="dxa"/>
+            <w:tcW w:w="1440" w:type="dxa"/>
             <w:noWrap/>
             <w:hideMark/>
           </w:tcPr>
@@ -2079,7 +2133,13 @@
         </w:tc>
         <w:tc>
           <w:tcPr>
-            <w:tcW w:w="1317" w:type="dxa"/>
+            <w:tcW w:w="1440" w:type="dxa"/>
+          </w:tcPr>
+          <w:p/>
+        </w:tc>
+        <w:tc>
+          <w:tcPr>
+            <w:tcW w:w="1165" w:type="dxa"/>
             <w:noWrap/>
             <w:hideMark/>
           </w:tcPr>

--- a/Work notes - Quantitative Evaluation of LoRa RF Resiliency.docx
+++ b/Work notes - Quantitative Evaluation of LoRa RF Resiliency.docx
@@ -1141,7 +1141,7 @@
     <w:tbl>
       <w:tblPr>
         <w:tblStyle w:val="TableGrid"/>
-        <w:tblW w:w="11340" w:type="dxa"/>
+        <w:tblW w:w="9990" w:type="dxa"/>
         <w:tblInd w:w="-995" w:type="dxa"/>
         <w:tblLook w:val="04A0" w:firstRow="1" w:lastRow="0" w:firstColumn="1" w:lastColumn="0" w:noHBand="0" w:noVBand="1"/>
       </w:tblPr>
@@ -1154,7 +1154,6 @@
         <w:gridCol w:w="990"/>
         <w:gridCol w:w="1260"/>
         <w:gridCol w:w="1350"/>
-        <w:gridCol w:w="1350"/>
         <w:gridCol w:w="1710"/>
       </w:tblGrid>
       <w:tr>
@@ -1278,12 +1277,6 @@
         </w:tc>
         <w:tc>
           <w:tcPr>
-            <w:tcW w:w="1350" w:type="dxa"/>
-          </w:tcPr>
-          <w:p/>
-        </w:tc>
-        <w:tc>
-          <w:tcPr>
             <w:tcW w:w="1710" w:type="dxa"/>
             <w:noWrap/>
             <w:hideMark/>
@@ -1395,12 +1388,6 @@
         </w:tc>
         <w:tc>
           <w:tcPr>
-            <w:tcW w:w="1350" w:type="dxa"/>
-          </w:tcPr>
-          <w:p/>
-        </w:tc>
-        <w:tc>
-          <w:tcPr>
             <w:tcW w:w="1710" w:type="dxa"/>
             <w:noWrap/>
             <w:hideMark/>
@@ -1512,12 +1499,6 @@
         </w:tc>
         <w:tc>
           <w:tcPr>
-            <w:tcW w:w="1350" w:type="dxa"/>
-          </w:tcPr>
-          <w:p/>
-        </w:tc>
-        <w:tc>
-          <w:tcPr>
             <w:tcW w:w="1710" w:type="dxa"/>
             <w:noWrap/>
             <w:hideMark/>
@@ -1629,12 +1610,6 @@
         </w:tc>
         <w:tc>
           <w:tcPr>
-            <w:tcW w:w="1350" w:type="dxa"/>
-          </w:tcPr>
-          <w:p/>
-        </w:tc>
-        <w:tc>
-          <w:tcPr>
             <w:tcW w:w="1710" w:type="dxa"/>
             <w:noWrap/>
             <w:hideMark/>
@@ -1746,12 +1721,6 @@
         </w:tc>
         <w:tc>
           <w:tcPr>
-            <w:tcW w:w="1350" w:type="dxa"/>
-          </w:tcPr>
-          <w:p/>
-        </w:tc>
-        <w:tc>
-          <w:tcPr>
             <w:tcW w:w="1710" w:type="dxa"/>
             <w:noWrap/>
             <w:hideMark/>
@@ -1917,11 +1886,22 @@
                 <w:strike/>
               </w:rPr>
             </w:pPr>
-          </w:p>
-        </w:tc>
-        <w:tc>
-          <w:tcPr>
-            <w:tcW w:w="1350" w:type="dxa"/>
+            <w:r>
+              <w:t>-</w:t>
+            </w:r>
+            <w:r>
+              <w:rPr>
+                <w:strike/>
+              </w:rPr>
+              <w:t>133.6</w:t>
+            </w:r>
+          </w:p>
+        </w:tc>
+        <w:tc>
+          <w:tcPr>
+            <w:tcW w:w="1710" w:type="dxa"/>
+            <w:noWrap/>
+            <w:hideMark/>
           </w:tcPr>
           <w:p>
             <w:pPr>
@@ -1929,20 +1909,6 @@
                 <w:strike/>
               </w:rPr>
             </w:pPr>
-          </w:p>
-        </w:tc>
-        <w:tc>
-          <w:tcPr>
-            <w:tcW w:w="1710" w:type="dxa"/>
-            <w:noWrap/>
-            <w:hideMark/>
-          </w:tcPr>
-          <w:p>
-            <w:pPr>
-              <w:rPr>
-                <w:strike/>
-              </w:rPr>
-            </w:pPr>
             <w:r>
               <w:rPr>
                 <w:strike/>
@@ -2052,12 +2018,6 @@
         </w:tc>
         <w:tc>
           <w:tcPr>
-            <w:tcW w:w="1350" w:type="dxa"/>
-          </w:tcPr>
-          <w:p/>
-        </w:tc>
-        <w:tc>
-          <w:tcPr>
             <w:tcW w:w="1710" w:type="dxa"/>
             <w:noWrap/>
             <w:hideMark/>
@@ -2166,12 +2126,6 @@
               <w:t>-116.8</w:t>
             </w:r>
           </w:p>
-        </w:tc>
-        <w:tc>
-          <w:tcPr>
-            <w:tcW w:w="1350" w:type="dxa"/>
-          </w:tcPr>
-          <w:p/>
         </w:tc>
         <w:tc>
           <w:tcPr>
